--- a/deliverables/〔申請者用〕倫理審査申請書・実施計画書、迅速審査を希望する理由2020.6.27.docx
+++ b/deliverables/〔申請者用〕倫理審査申請書・実施計画書、迅速審査を希望する理由2020.6.27.docx
@@ -44,30 +44,7 @@
         </w:rPr>
       </w:pPr>
       <w:r>
-        <w:rPr>
-          <w:rFonts w:ascii="ＭＳ 明朝" w:hAnsi="ＭＳ 明朝" w:hint="eastAsia"/>
-          <w:sz w:val="22"/>
-          <w:szCs w:val="22"/>
-        </w:rPr>
-        <w:t>(西暦)</w:t>
-      </w:r>
-      <w:r>
-        <w:rPr>
-          <w:rFonts w:ascii="ＭＳ 明朝" w:hAnsi="ＭＳ 明朝" w:hint="eastAsia"/>
-          <w:color w:val="000000"/>
-          <w:sz w:val="22"/>
-          <w:szCs w:val="22"/>
-        </w:rPr>
-        <w:t xml:space="preserve">　</w:t>
-      </w:r>
-      <w:r>
-        <w:rPr>
-          <w:rFonts w:ascii="ＭＳ 明朝" w:hAnsi="ＭＳ 明朝" w:hint="eastAsia"/>
-          <w:color w:val="000000"/>
-          <w:sz w:val="22"/>
-          <w:szCs w:val="22"/>
-        </w:rPr>
-        <w:t xml:space="preserve">　年　　月　　日</w:t>
+        <w:t>(西暦)　2026年3月1日</w:t>
       </w:r>
     </w:p>
     <w:p>
@@ -237,13 +214,7 @@
         </w:rPr>
       </w:pPr>
       <w:r>
-        <w:rPr>
-          <w:rFonts w:ascii="ＭＳ 明朝" w:hAnsi="ＭＳ 明朝" w:hint="eastAsia"/>
-          <w:color w:val="000000"/>
-          <w:sz w:val="22"/>
-          <w:szCs w:val="22"/>
-        </w:rPr>
-        <w:t>所　属</w:t>
+        <w:t>所　属　医療法人社団優青会 あおぞらクリニック川越</w:t>
       </w:r>
     </w:p>
     <w:p>
@@ -257,13 +228,7 @@
         </w:rPr>
       </w:pPr>
       <w:r>
-        <w:rPr>
-          <w:rFonts w:ascii="ＭＳ 明朝" w:hAnsi="ＭＳ 明朝" w:hint="eastAsia"/>
-          <w:color w:val="000000"/>
-          <w:sz w:val="22"/>
-          <w:szCs w:val="22"/>
-        </w:rPr>
-        <w:t>職　名</w:t>
+        <w:t>職　名　医師</w:t>
       </w:r>
     </w:p>
     <w:p>
@@ -277,77 +242,114 @@
         </w:rPr>
       </w:pPr>
       <w:r>
-        <w:rPr>
-          <w:rFonts w:ascii="ＭＳ 明朝" w:hAnsi="ＭＳ 明朝" w:hint="eastAsia"/>
-          <w:color w:val="000000"/>
-          <w:sz w:val="22"/>
-          <w:szCs w:val="22"/>
-        </w:rPr>
-        <w:t xml:space="preserve">氏　名　　　　　　　　　　</w:t>
-      </w:r>
-      <w:r>
-        <w:rPr>
-          <w:rFonts w:ascii="ＭＳ 明朝" w:hAnsi="ＭＳ 明朝" w:hint="eastAsia"/>
-          <w:color w:val="000000"/>
-          <w:sz w:val="22"/>
-          <w:szCs w:val="22"/>
-        </w:rPr>
-        <w:t xml:space="preserve">　　</w:t>
-      </w:r>
-      <w:r>
+        <w:t>氏　名　野城 聡志</w:t>
+      </w:r>
+    </w:p>
+    <w:p>
+      <w:pPr>
         <w:rPr>
           <w:rFonts w:ascii="ＭＳ 明朝" w:hAnsi="ＭＳ 明朝"/>
           <w:color w:val="000000"/>
           <w:sz w:val="22"/>
           <w:szCs w:val="22"/>
         </w:rPr>
-        <w:fldChar w:fldCharType="begin"/>
-      </w:r>
-      <w:r>
+      </w:pPr>
+    </w:p>
+    <w:p>
+      <w:pPr>
+        <w:ind w:firstLineChars="100" w:firstLine="220"/>
+        <w:rPr>
+          <w:rFonts w:ascii="ＭＳ 明朝" w:hAnsi="ＭＳ 明朝" w:hint="eastAsia"/>
+          <w:color w:val="000000"/>
+          <w:sz w:val="22"/>
+          <w:szCs w:val="22"/>
+        </w:rPr>
+      </w:pPr>
+      <w:r>
+        <w:rPr>
+          <w:rFonts w:ascii="ＭＳ 明朝" w:hAnsi="ＭＳ 明朝" w:hint="eastAsia"/>
+          <w:color w:val="000000"/>
+          <w:sz w:val="22"/>
+          <w:szCs w:val="22"/>
+        </w:rPr>
+        <w:t>下記により実施したいので、申請します。</w:t>
+      </w:r>
+    </w:p>
+    <w:p>
+      <w:pPr>
         <w:rPr>
           <w:rFonts w:ascii="ＭＳ 明朝" w:hAnsi="ＭＳ 明朝"/>
           <w:color w:val="000000"/>
           <w:sz w:val="22"/>
           <w:szCs w:val="22"/>
         </w:rPr>
-        <w:instrText xml:space="preserve"> </w:instrText>
-      </w:r>
-      <w:r>
-        <w:rPr>
-          <w:rFonts w:ascii="ＭＳ 明朝" w:hAnsi="ＭＳ 明朝" w:hint="eastAsia"/>
-          <w:color w:val="000000"/>
-          <w:sz w:val="22"/>
-          <w:szCs w:val="22"/>
-        </w:rPr>
-        <w:instrText>eq \o\ac(○,</w:instrText>
-      </w:r>
-      <w:r>
-        <w:rPr>
-          <w:rFonts w:ascii="ＭＳ 明朝" w:hAnsi="ＭＳ 明朝" w:hint="eastAsia"/>
-          <w:color w:val="000000"/>
-          <w:position w:val="1"/>
-          <w:sz w:val="22"/>
-          <w:szCs w:val="22"/>
-        </w:rPr>
-        <w:instrText>印</w:instrText>
-      </w:r>
-      <w:r>
-        <w:rPr>
-          <w:rFonts w:ascii="ＭＳ 明朝" w:hAnsi="ＭＳ 明朝" w:hint="eastAsia"/>
-          <w:color w:val="000000"/>
-          <w:sz w:val="22"/>
-          <w:szCs w:val="22"/>
-        </w:rPr>
-        <w:instrText>)</w:instrText>
-      </w:r>
-      <w:r>
+      </w:pPr>
+    </w:p>
+    <w:p>
+      <w:pPr>
+        <w:jc w:val="center"/>
+        <w:rPr>
+          <w:rFonts w:ascii="ＭＳ 明朝" w:hAnsi="ＭＳ 明朝" w:hint="eastAsia"/>
+          <w:color w:val="000000"/>
+          <w:sz w:val="22"/>
+          <w:szCs w:val="22"/>
+        </w:rPr>
+      </w:pPr>
+      <w:r>
+        <w:rPr>
+          <w:rFonts w:ascii="ＭＳ 明朝" w:hAnsi="ＭＳ 明朝" w:hint="eastAsia"/>
+          <w:color w:val="000000"/>
+          <w:sz w:val="22"/>
+          <w:szCs w:val="22"/>
+        </w:rPr>
+        <w:t>記</w:t>
+      </w:r>
+    </w:p>
+    <w:p>
+      <w:pPr>
         <w:rPr>
           <w:rFonts w:ascii="ＭＳ 明朝" w:hAnsi="ＭＳ 明朝"/>
           <w:color w:val="000000"/>
           <w:sz w:val="22"/>
           <w:szCs w:val="22"/>
         </w:rPr>
-        <w:fldChar w:fldCharType="end"/>
+      </w:pPr>
+    </w:p>
+    <w:p>
+      <w:pPr>
+        <w:rPr>
+          <w:rFonts w:ascii="ＭＳ 明朝" w:hAnsi="ＭＳ 明朝" w:hint="eastAsia"/>
+          <w:color w:val="000000"/>
+          <w:sz w:val="22"/>
+          <w:szCs w:val="22"/>
+        </w:rPr>
+      </w:pPr>
+      <w:r>
+        <w:rPr>
+          <w:rFonts w:ascii="ＭＳ 明朝" w:hAnsi="ＭＳ 明朝" w:hint="eastAsia"/>
+          <w:color w:val="000000"/>
+          <w:sz w:val="22"/>
+          <w:szCs w:val="22"/>
+        </w:rPr>
+        <w:t xml:space="preserve">１　</w:t>
+      </w:r>
+      <w:r>
+        <w:rPr>
+          <w:rFonts w:ascii="ＭＳ 明朝" w:hAnsi="ＭＳ 明朝" w:hint="eastAsia"/>
+          <w:color w:val="000000"/>
+          <w:sz w:val="22"/>
+          <w:szCs w:val="22"/>
+        </w:rPr>
+        <w:t>研究</w:t>
+      </w:r>
+      <w:r>
+        <w:rPr>
+          <w:rFonts w:ascii="ＭＳ 明朝" w:hAnsi="ＭＳ 明朝" w:hint="eastAsia"/>
+          <w:color w:val="000000"/>
+          <w:sz w:val="22"/>
+          <w:szCs w:val="22"/>
+        </w:rPr>
+        <w:t>課題名</w:t>
       </w:r>
     </w:p>
     <w:p>
@@ -359,25 +361,49 @@
           <w:szCs w:val="22"/>
         </w:rPr>
       </w:pPr>
-    </w:p>
-    <w:p>
-      <w:pPr>
-        <w:ind w:firstLineChars="100" w:firstLine="220"/>
-        <w:rPr>
-          <w:rFonts w:ascii="ＭＳ 明朝" w:hAnsi="ＭＳ 明朝" w:hint="eastAsia"/>
-          <w:color w:val="000000"/>
-          <w:sz w:val="22"/>
-          <w:szCs w:val="22"/>
-        </w:rPr>
-      </w:pPr>
-      <w:r>
-        <w:rPr>
-          <w:rFonts w:ascii="ＭＳ 明朝" w:hAnsi="ＭＳ 明朝" w:hint="eastAsia"/>
-          <w:color w:val="000000"/>
-          <w:sz w:val="22"/>
-          <w:szCs w:val="22"/>
-        </w:rPr>
-        <w:t>下記により実施したいので、申請します。</w:t>
+      <w:r>
+        <w:t>青森県における浴室暖房の実態調査（五所川原市紙アンケート）</w:t>
+      </w:r>
+    </w:p>
+    <w:p>
+      <w:pPr>
+        <w:rPr>
+          <w:rFonts w:ascii="ＭＳ 明朝" w:hAnsi="ＭＳ 明朝" w:hint="eastAsia"/>
+          <w:color w:val="000000"/>
+          <w:sz w:val="22"/>
+          <w:szCs w:val="22"/>
+        </w:rPr>
+      </w:pPr>
+    </w:p>
+    <w:p>
+      <w:pPr>
+        <w:rPr>
+          <w:rFonts w:ascii="ＭＳ 明朝" w:hAnsi="ＭＳ 明朝" w:hint="eastAsia"/>
+          <w:color w:val="000000"/>
+          <w:sz w:val="22"/>
+          <w:szCs w:val="22"/>
+        </w:rPr>
+      </w:pPr>
+      <w:r>
+        <w:rPr>
+          <w:rFonts w:ascii="ＭＳ 明朝" w:hAnsi="ＭＳ 明朝" w:hint="eastAsia"/>
+          <w:color w:val="000000"/>
+          <w:sz w:val="22"/>
+          <w:szCs w:val="22"/>
+        </w:rPr>
+        <w:t>２　添付書類</w:t>
+      </w:r>
+    </w:p>
+    <w:p>
+      <w:pPr>
+        <w:rPr>
+          <w:rFonts w:ascii="ＭＳ 明朝" w:hAnsi="ＭＳ 明朝" w:hint="eastAsia"/>
+          <w:sz w:val="22"/>
+          <w:szCs w:val="22"/>
+        </w:rPr>
+      </w:pPr>
+      <w:r>
+        <w:t xml:space="preserve">　　　■実施計画書　　□出版等公表予定原稿　　■ＣＯＩ報告書</w:t>
       </w:r>
     </w:p>
     <w:p>
@@ -392,22 +418,50 @@
     </w:p>
     <w:p>
       <w:pPr>
-        <w:jc w:val="center"/>
-        <w:rPr>
-          <w:rFonts w:ascii="ＭＳ 明朝" w:hAnsi="ＭＳ 明朝" w:hint="eastAsia"/>
-          <w:color w:val="000000"/>
-          <w:sz w:val="22"/>
-          <w:szCs w:val="22"/>
-        </w:rPr>
-      </w:pPr>
-      <w:r>
-        <w:rPr>
-          <w:rFonts w:ascii="ＭＳ 明朝" w:hAnsi="ＭＳ 明朝" w:hint="eastAsia"/>
-          <w:color w:val="000000"/>
-          <w:sz w:val="22"/>
-          <w:szCs w:val="22"/>
-        </w:rPr>
-        <w:t>記</w:t>
+        <w:rPr>
+          <w:rFonts w:ascii="ＭＳ 明朝" w:hAnsi="ＭＳ 明朝" w:hint="eastAsia"/>
+          <w:color w:val="000000"/>
+          <w:sz w:val="22"/>
+          <w:szCs w:val="22"/>
+        </w:rPr>
+      </w:pPr>
+    </w:p>
+    <w:p>
+      <w:pPr>
+        <w:rPr>
+          <w:rFonts w:ascii="ＭＳ 明朝" w:hAnsi="ＭＳ 明朝" w:hint="eastAsia"/>
+          <w:color w:val="000000"/>
+          <w:sz w:val="22"/>
+          <w:szCs w:val="22"/>
+        </w:rPr>
+      </w:pPr>
+      <w:r>
+        <w:rPr>
+          <w:rFonts w:ascii="ＭＳ 明朝" w:hAnsi="ＭＳ 明朝" w:hint="eastAsia"/>
+          <w:color w:val="000000"/>
+          <w:sz w:val="22"/>
+          <w:szCs w:val="22"/>
+        </w:rPr>
+        <w:t>３　実施分担者</w:t>
+      </w:r>
+    </w:p>
+    <w:p>
+      <w:pPr>
+        <w:rPr>
+          <w:rFonts w:ascii="ＭＳ 明朝" w:hAnsi="ＭＳ 明朝" w:hint="eastAsia"/>
+          <w:color w:val="000000"/>
+          <w:sz w:val="22"/>
+          <w:szCs w:val="22"/>
+        </w:rPr>
+      </w:pPr>
+      <w:r>
+        <w:rPr>
+          <w:rFonts w:ascii="ＭＳ 明朝" w:hAnsi="ＭＳ 明朝" w:hint="eastAsia"/>
+          <w:color w:val="000000"/>
+          <w:sz w:val="22"/>
+          <w:szCs w:val="22"/>
+        </w:rPr>
+        <w:t xml:space="preserve">　　　　（　所　属　）　　　　（　職名等　）　　　　　　（　氏　名　）</w:t>
       </w:r>
     </w:p>
     <w:p>
@@ -419,201 +473,9 @@
           <w:szCs w:val="22"/>
         </w:rPr>
       </w:pPr>
-    </w:p>
-    <w:p>
-      <w:pPr>
-        <w:rPr>
-          <w:rFonts w:ascii="ＭＳ 明朝" w:hAnsi="ＭＳ 明朝" w:hint="eastAsia"/>
-          <w:color w:val="000000"/>
-          <w:sz w:val="22"/>
-          <w:szCs w:val="22"/>
-        </w:rPr>
-      </w:pPr>
-      <w:r>
-        <w:rPr>
-          <w:rFonts w:ascii="ＭＳ 明朝" w:hAnsi="ＭＳ 明朝" w:hint="eastAsia"/>
-          <w:color w:val="000000"/>
-          <w:sz w:val="22"/>
-          <w:szCs w:val="22"/>
-        </w:rPr>
-        <w:t xml:space="preserve">１　</w:t>
-      </w:r>
-      <w:r>
-        <w:rPr>
-          <w:rFonts w:ascii="ＭＳ 明朝" w:hAnsi="ＭＳ 明朝" w:hint="eastAsia"/>
-          <w:color w:val="000000"/>
-          <w:sz w:val="22"/>
-          <w:szCs w:val="22"/>
-        </w:rPr>
-        <w:t>研究</w:t>
-      </w:r>
-      <w:r>
-        <w:rPr>
-          <w:rFonts w:ascii="ＭＳ 明朝" w:hAnsi="ＭＳ 明朝" w:hint="eastAsia"/>
-          <w:color w:val="000000"/>
-          <w:sz w:val="22"/>
-          <w:szCs w:val="22"/>
-        </w:rPr>
-        <w:t>課題名</w:t>
-      </w:r>
-    </w:p>
-    <w:p>
-      <w:pPr>
-        <w:rPr>
-          <w:rFonts w:ascii="ＭＳ 明朝" w:hAnsi="ＭＳ 明朝"/>
-          <w:color w:val="000000"/>
-          <w:sz w:val="22"/>
-          <w:szCs w:val="22"/>
-        </w:rPr>
-      </w:pPr>
-    </w:p>
-    <w:p>
-      <w:pPr>
-        <w:rPr>
-          <w:rFonts w:ascii="ＭＳ 明朝" w:hAnsi="ＭＳ 明朝" w:hint="eastAsia"/>
-          <w:color w:val="000000"/>
-          <w:sz w:val="22"/>
-          <w:szCs w:val="22"/>
-        </w:rPr>
-      </w:pPr>
-    </w:p>
-    <w:p>
-      <w:pPr>
-        <w:rPr>
-          <w:rFonts w:ascii="ＭＳ 明朝" w:hAnsi="ＭＳ 明朝" w:hint="eastAsia"/>
-          <w:color w:val="000000"/>
-          <w:sz w:val="22"/>
-          <w:szCs w:val="22"/>
-        </w:rPr>
-      </w:pPr>
-      <w:r>
-        <w:rPr>
-          <w:rFonts w:ascii="ＭＳ 明朝" w:hAnsi="ＭＳ 明朝" w:hint="eastAsia"/>
-          <w:color w:val="000000"/>
-          <w:sz w:val="22"/>
-          <w:szCs w:val="22"/>
-        </w:rPr>
-        <w:t>２　添付書類</w:t>
-      </w:r>
-    </w:p>
-    <w:p>
-      <w:pPr>
-        <w:rPr>
-          <w:rFonts w:ascii="ＭＳ 明朝" w:hAnsi="ＭＳ 明朝" w:hint="eastAsia"/>
-          <w:sz w:val="22"/>
-          <w:szCs w:val="22"/>
-        </w:rPr>
-      </w:pPr>
-      <w:r>
-        <w:rPr>
-          <w:rFonts w:ascii="ＭＳ 明朝" w:hAnsi="ＭＳ 明朝" w:hint="eastAsia"/>
-          <w:color w:val="000000"/>
-          <w:sz w:val="22"/>
-          <w:szCs w:val="22"/>
-        </w:rPr>
-        <w:t xml:space="preserve">　　　□実施計画書　　□出版等公表予定原稿</w:t>
-      </w:r>
-      <w:r>
-        <w:rPr>
-          <w:rFonts w:ascii="ＭＳ 明朝" w:hAnsi="ＭＳ 明朝" w:hint="eastAsia"/>
-          <w:color w:val="000000"/>
-          <w:sz w:val="22"/>
-          <w:szCs w:val="22"/>
-        </w:rPr>
-        <w:t xml:space="preserve">　　</w:t>
-      </w:r>
-      <w:r>
-        <w:rPr>
-          <w:rFonts w:ascii="ＭＳ 明朝" w:hAnsi="ＭＳ 明朝" w:hint="eastAsia"/>
-          <w:sz w:val="22"/>
-          <w:szCs w:val="22"/>
-        </w:rPr>
-        <w:t>□</w:t>
-      </w:r>
-      <w:r>
-        <w:rPr>
-          <w:rFonts w:ascii="ＭＳ 明朝" w:hAnsi="ＭＳ 明朝" w:hint="eastAsia"/>
-          <w:sz w:val="22"/>
-          <w:szCs w:val="22"/>
-        </w:rPr>
-        <w:t>ＣＯＩ</w:t>
-      </w:r>
-      <w:r>
-        <w:rPr>
-          <w:rFonts w:ascii="ＭＳ 明朝" w:hAnsi="ＭＳ 明朝" w:hint="eastAsia"/>
-          <w:sz w:val="22"/>
-          <w:szCs w:val="22"/>
-        </w:rPr>
-        <w:t>報告書</w:t>
-      </w:r>
-    </w:p>
-    <w:p>
-      <w:pPr>
-        <w:rPr>
-          <w:rFonts w:ascii="ＭＳ 明朝" w:hAnsi="ＭＳ 明朝"/>
-          <w:color w:val="000000"/>
-          <w:sz w:val="22"/>
-          <w:szCs w:val="22"/>
-        </w:rPr>
-      </w:pPr>
-    </w:p>
-    <w:p>
-      <w:pPr>
-        <w:rPr>
-          <w:rFonts w:ascii="ＭＳ 明朝" w:hAnsi="ＭＳ 明朝" w:hint="eastAsia"/>
-          <w:color w:val="000000"/>
-          <w:sz w:val="22"/>
-          <w:szCs w:val="22"/>
-        </w:rPr>
-      </w:pPr>
-    </w:p>
-    <w:p>
-      <w:pPr>
-        <w:rPr>
-          <w:rFonts w:ascii="ＭＳ 明朝" w:hAnsi="ＭＳ 明朝" w:hint="eastAsia"/>
-          <w:color w:val="000000"/>
-          <w:sz w:val="22"/>
-          <w:szCs w:val="22"/>
-        </w:rPr>
-      </w:pPr>
-      <w:r>
-        <w:rPr>
-          <w:rFonts w:ascii="ＭＳ 明朝" w:hAnsi="ＭＳ 明朝" w:hint="eastAsia"/>
-          <w:color w:val="000000"/>
-          <w:sz w:val="22"/>
-          <w:szCs w:val="22"/>
-        </w:rPr>
-        <w:t>３　実施分担者</w:t>
-      </w:r>
-    </w:p>
-    <w:p>
-      <w:pPr>
-        <w:rPr>
-          <w:rFonts w:ascii="ＭＳ 明朝" w:hAnsi="ＭＳ 明朝" w:hint="eastAsia"/>
-          <w:color w:val="000000"/>
-          <w:sz w:val="22"/>
-          <w:szCs w:val="22"/>
-        </w:rPr>
-      </w:pPr>
-      <w:r>
-        <w:rPr>
-          <w:rFonts w:ascii="ＭＳ 明朝" w:hAnsi="ＭＳ 明朝" w:hint="eastAsia"/>
-          <w:color w:val="000000"/>
-          <w:sz w:val="22"/>
-          <w:szCs w:val="22"/>
-        </w:rPr>
-        <w:t xml:space="preserve">　　　　（　所　属　）　　　　（　職名等　）　　　　　　（　氏　名　）</w:t>
-      </w:r>
-    </w:p>
-    <w:p>
-      <w:pPr>
-        <w:rPr>
-          <w:rFonts w:ascii="ＭＳ 明朝" w:hAnsi="ＭＳ 明朝"/>
-          <w:color w:val="000000"/>
-          <w:sz w:val="22"/>
-          <w:szCs w:val="22"/>
-        </w:rPr>
-      </w:pPr>
+      <w:r>
+        <w:t>なし</w:t>
+      </w:r>
     </w:p>
     <w:p>
       <w:pPr>
@@ -878,6 +740,9 @@
           <w:szCs w:val="22"/>
         </w:rPr>
       </w:pPr>
+      <w:r>
+        <w:t>青森県における浴室暖房の実態調査（五所川原市紙アンケート）</w:t>
+      </w:r>
     </w:p>
     <w:p>
       <w:pPr>
@@ -926,6 +791,9 @@
           <w:szCs w:val="22"/>
         </w:rPr>
       </w:pPr>
+      <w:r>
+        <w:t>本研究の目的は、青森県における浴室暖房乾燥機の設置・使用実態と、未導入・低使用理由の内訳を把握することである。既存整理では青森県の浴室暖房乾燥機設置率が低い一方で、代替暖房の利用状況や未導入理由の内訳は十分に把握されていない。そこで五所川原市において無記名の紙アンケートを実施し、①設置・使用状況、②未導入・低使用理由、③セントラル暖房を含む代替暖房、④浴室・脱衣所の寒さ体感、⑤住宅属性を調査する。分析は記述統計およびクロス集計で行い、住環境改善に資する基礎資料を得る。</w:t>
+      </w:r>
     </w:p>
     <w:p>
       <w:pPr>
@@ -955,6 +823,9 @@
           <w:szCs w:val="22"/>
         </w:rPr>
       </w:pPr>
+      <w:r>
+        <w:t>倫理審査承認日から2026年12月31日まで</w:t>
+      </w:r>
     </w:p>
     <w:p>
       <w:pPr>
@@ -984,6 +855,9 @@
           <w:szCs w:val="22"/>
         </w:rPr>
       </w:pPr>
+      <w:r>
+        <w:t>青森県五所川原市内（配布・回収）および実施責任者管理下での入力・解析作業場所</w:t>
+      </w:r>
     </w:p>
     <w:p>
       <w:pPr>
@@ -1023,6 +897,9 @@
           <w:szCs w:val="22"/>
         </w:rPr>
       </w:pPr>
+      <w:r>
+        <w:t>原則18歳以上、1世帯1名、目標回収100名（有効回答80名以上）</w:t>
+      </w:r>
     </w:p>
     <w:p>
       <w:pPr>
@@ -1090,6 +967,9 @@
           <w:szCs w:val="22"/>
         </w:rPr>
       </w:pPr>
+      <w:r>
+        <w:t>完全無記名で実施し、氏名・住所等の個人識別情報は取得しない。回答は任意であり、回答拒否または途中中止による不利益は生じない。回収票は厳重に保管し、研究終了後は速やかに復元不能な方法で廃棄する。</w:t>
+      </w:r>
     </w:p>
     <w:p>
       <w:pPr>
@@ -1129,6 +1009,9 @@
           <w:szCs w:val="22"/>
         </w:rPr>
       </w:pPr>
+      <w:r>
+        <w:t>調査票配布時に説明文書を事前提示し、研究目的、任意参加、匿名性、データ利用目的、保管・廃棄方針を説明する。調査票の提出をもって研究参加への同意取得とする。</w:t>
+      </w:r>
     </w:p>
     <w:p>
       <w:pPr>
@@ -1168,6 +1051,9 @@
           <w:szCs w:val="22"/>
         </w:rPr>
       </w:pPr>
+      <w:r>
+        <w:t>本研究は非侵襲・非介入の質問紙調査であり、身体的危険は想定されない。対象者負担は回答時間（5〜7分程度）に限られ、心理的負担が生じた場合は回答を中止できる。</w:t>
+      </w:r>
     </w:p>
     <w:p>
       <w:pPr>
@@ -1209,31 +1095,7 @@
         </w:rPr>
       </w:pPr>
       <w:r>
-        <w:rPr>
-          <w:rFonts w:ascii="ＭＳ 明朝" w:hAnsi="ＭＳ 明朝" w:hint="eastAsia"/>
-          <w:color w:val="000000"/>
-          <w:sz w:val="22"/>
-          <w:szCs w:val="22"/>
-        </w:rPr>
-        <w:t>□</w:t>
-      </w:r>
-      <w:r>
-        <w:rPr>
-          <w:rFonts w:ascii="ＭＳ 明朝" w:hAnsi="ＭＳ 明朝" w:hint="eastAsia"/>
-          <w:color w:val="000000"/>
-          <w:sz w:val="22"/>
-          <w:szCs w:val="22"/>
-        </w:rPr>
-        <w:t xml:space="preserve">　</w:t>
-      </w:r>
-      <w:r>
-        <w:rPr>
-          <w:rFonts w:ascii="ＭＳ 明朝" w:hAnsi="ＭＳ 明朝" w:hint="eastAsia"/>
-          <w:color w:val="000000"/>
-          <w:sz w:val="22"/>
-          <w:szCs w:val="22"/>
-        </w:rPr>
-        <w:t>関係する</w:t>
+        <w:t>■　関係する</w:t>
       </w:r>
     </w:p>
     <w:p>
@@ -1247,31 +1109,7 @@
         </w:rPr>
       </w:pPr>
       <w:r>
-        <w:rPr>
-          <w:rFonts w:ascii="ＭＳ 明朝" w:hAnsi="ＭＳ 明朝" w:hint="eastAsia"/>
-          <w:color w:val="000000"/>
-          <w:sz w:val="22"/>
-          <w:szCs w:val="22"/>
-        </w:rPr>
-        <w:t>□</w:t>
-      </w:r>
-      <w:r>
-        <w:rPr>
-          <w:rFonts w:ascii="ＭＳ 明朝" w:hAnsi="ＭＳ 明朝" w:hint="eastAsia"/>
-          <w:color w:val="000000"/>
-          <w:sz w:val="22"/>
-          <w:szCs w:val="22"/>
-        </w:rPr>
-        <w:t xml:space="preserve">　</w:t>
-      </w:r>
-      <w:r>
-        <w:rPr>
-          <w:rFonts w:ascii="ＭＳ 明朝" w:hAnsi="ＭＳ 明朝" w:hint="eastAsia"/>
-          <w:color w:val="000000"/>
-          <w:sz w:val="22"/>
-          <w:szCs w:val="22"/>
-        </w:rPr>
-        <w:t>関係しない</w:t>
+        <w:t>□　関係しない</w:t>
       </w:r>
     </w:p>
     <w:p>
@@ -1283,6 +1121,9 @@
           <w:szCs w:val="22"/>
         </w:rPr>
       </w:pPr>
+      <w:r>
+        <w:t>（疫学研究に該当し、ヒトゲノム・遺伝子解析研究は実施しない。）</w:t>
+      </w:r>
     </w:p>
     <w:p>
       <w:pPr>
@@ -1322,6 +1163,9 @@
           <w:szCs w:val="22"/>
         </w:rPr>
       </w:pPr>
+      <w:r>
+        <w:t>実施責任者の自己負担</w:t>
+      </w:r>
     </w:p>
     <w:p>
       <w:pPr>
@@ -1362,6 +1206,9 @@
           <w:szCs w:val="22"/>
         </w:rPr>
       </w:pPr>
+      <w:r>
+        <w:t>該当なし</w:t>
+      </w:r>
     </w:p>
     <w:p>
       <w:pPr>
@@ -1418,25 +1265,7 @@
         </w:rPr>
       </w:pPr>
       <w:r>
-        <w:rPr>
-          <w:rFonts w:ascii="ＭＳ 明朝" w:hAnsi="ＭＳ 明朝" w:hint="eastAsia"/>
-          <w:sz w:val="22"/>
-        </w:rPr>
-        <w:t xml:space="preserve">　　　（</w:t>
-      </w:r>
-      <w:r>
-        <w:rPr>
-          <w:rFonts w:ascii="Times New Roman" w:hAnsi="Times New Roman"/>
-          <w:sz w:val="22"/>
-        </w:rPr>
-        <w:t>ＣＯＩ</w:t>
-      </w:r>
-      <w:r>
-        <w:rPr>
-          <w:rFonts w:ascii="ＭＳ 明朝" w:hAnsi="ＭＳ 明朝" w:hint="eastAsia"/>
-          <w:sz w:val="22"/>
-        </w:rPr>
-        <w:t>報告書を提出）</w:t>
+        <w:t>利益相反なし（ＣＯＩ報告書を提出）</w:t>
       </w:r>
     </w:p>
     <w:p>
@@ -1618,62 +1447,7 @@
         </w:rPr>
       </w:pPr>
       <w:r>
-        <w:rPr>
-          <w:rFonts w:ascii="ＭＳ 明朝" w:hAnsi="ＭＳ 明朝" w:cs="細明朝体" w:hint="eastAsia"/>
-          <w:color w:val="000000"/>
-          <w:kern w:val="0"/>
-          <w:sz w:val="20"/>
-          <w:szCs w:val="20"/>
-        </w:rPr>
-        <w:t xml:space="preserve">　　　　　　　　　　　　　　　　　　　　　　　　　</w:t>
-      </w:r>
-      <w:r>
-        <w:rPr>
-          <w:rFonts w:ascii="ＭＳ 明朝" w:hAnsi="ＭＳ 明朝" w:cs="細明朝体" w:hint="eastAsia"/>
-          <w:color w:val="000000"/>
-          <w:kern w:val="0"/>
-          <w:sz w:val="20"/>
-          <w:szCs w:val="20"/>
-        </w:rPr>
-        <w:t xml:space="preserve">　　　　　　　　</w:t>
-      </w:r>
-      <w:r>
-        <w:rPr>
-          <w:rFonts w:ascii="ＭＳ 明朝" w:hAnsi="ＭＳ 明朝" w:cs="細明朝体" w:hint="eastAsia"/>
-          <w:color w:val="000000"/>
-          <w:kern w:val="0"/>
-          <w:sz w:val="20"/>
-          <w:szCs w:val="20"/>
-        </w:rPr>
-        <w:t xml:space="preserve">　</w:t>
-      </w:r>
-      <w:r>
-        <w:rPr>
-          <w:rFonts w:ascii="ＭＳ 明朝" w:hAnsi="ＭＳ 明朝" w:cs="細明朝体" w:hint="eastAsia"/>
-          <w:color w:val="000000"/>
-          <w:kern w:val="0"/>
-          <w:sz w:val="22"/>
-          <w:szCs w:val="22"/>
-        </w:rPr>
-        <w:t xml:space="preserve">　</w:t>
-      </w:r>
-      <w:r>
-        <w:rPr>
-          <w:rFonts w:ascii="ＭＳ 明朝" w:hAnsi="ＭＳ 明朝" w:hint="eastAsia"/>
-          <w:sz w:val="22"/>
-          <w:szCs w:val="22"/>
-        </w:rPr>
-        <w:t>(西暦)</w:t>
-      </w:r>
-      <w:r>
-        <w:rPr>
-          <w:rFonts w:ascii="ＭＳ 明朝" w:hAnsi="ＭＳ 明朝" w:cs="細明朝体" w:hint="eastAsia"/>
-          <w:color w:val="000000"/>
-          <w:kern w:val="0"/>
-          <w:sz w:val="22"/>
-          <w:szCs w:val="22"/>
-        </w:rPr>
-        <w:t xml:space="preserve">　　年　　月　　日</w:t>
+        <w:t xml:space="preserve">　　　　　　　　　　　　　　　　　　　　　　　　　　　(西暦)　2026年3月1日</w:t>
       </w:r>
     </w:p>
     <w:p>
@@ -1803,34 +1577,7 @@
         </w:rPr>
       </w:pPr>
       <w:r>
-        <w:rPr>
-          <w:rFonts w:ascii="ＭＳ 明朝" w:hAnsi="ＭＳ 明朝" w:hint="eastAsia"/>
-          <w:color w:val="000000"/>
-          <w:kern w:val="0"/>
-          <w:sz w:val="22"/>
-          <w:szCs w:val="22"/>
-        </w:rPr>
-        <w:t xml:space="preserve">　　　　　　　　　　　　　　　　　　　　　　</w:t>
-      </w:r>
-      <w:r>
-        <w:rPr>
-          <w:rFonts w:ascii="ＭＳ 明朝" w:hAnsi="ＭＳ 明朝" w:hint="eastAsia"/>
-          <w:color w:val="000000"/>
-          <w:kern w:val="0"/>
-          <w:sz w:val="22"/>
-          <w:szCs w:val="22"/>
-        </w:rPr>
-        <w:t xml:space="preserve">　　　</w:t>
-      </w:r>
-      <w:r>
-        <w:rPr>
-          <w:rFonts w:ascii="ＭＳ 明朝" w:hAnsi="ＭＳ 明朝" w:hint="eastAsia"/>
-          <w:color w:val="000000"/>
-          <w:kern w:val="0"/>
-          <w:sz w:val="22"/>
-          <w:szCs w:val="22"/>
-        </w:rPr>
-        <w:t xml:space="preserve">　所　属　</w:t>
+        <w:t xml:space="preserve">　　　　　　　　　　　　　　　　　　　　　　　　　　所　属　医療法人社団優青会 あおぞらクリニック川越</w:t>
       </w:r>
     </w:p>
     <w:p>
@@ -1849,44 +1596,7 @@
         </w:rPr>
       </w:pPr>
       <w:r>
-        <w:rPr>
-          <w:rFonts w:ascii="ＭＳ 明朝" w:hAnsi="ＭＳ 明朝" w:hint="eastAsia"/>
-          <w:color w:val="000000"/>
-          <w:kern w:val="0"/>
-          <w:sz w:val="22"/>
-          <w:szCs w:val="22"/>
-        </w:rPr>
-        <w:t xml:space="preserve">　　　　　　　　　　　　　　　　　　　　　　</w:t>
-      </w:r>
-      <w:r>
-        <w:rPr>
-          <w:rFonts w:ascii="ＭＳ 明朝" w:hAnsi="ＭＳ 明朝" w:hint="eastAsia"/>
-          <w:color w:val="000000"/>
-          <w:kern w:val="0"/>
-          <w:sz w:val="22"/>
-          <w:szCs w:val="22"/>
-        </w:rPr>
-        <w:t xml:space="preserve">　　　</w:t>
-      </w:r>
-      <w:r>
-        <w:rPr>
-          <w:rFonts w:ascii="ＭＳ 明朝" w:hAnsi="ＭＳ 明朝" w:hint="eastAsia"/>
-          <w:color w:val="000000"/>
-          <w:kern w:val="0"/>
-          <w:sz w:val="22"/>
-          <w:szCs w:val="22"/>
-        </w:rPr>
-        <w:t xml:space="preserve">　職　名</w:t>
-      </w:r>
-      <w:r>
-        <w:rPr>
-          <w:rFonts w:ascii="ＭＳ 明朝" w:hAnsi="ＭＳ 明朝" w:hint="eastAsia"/>
-          <w:color w:val="000000"/>
-          <w:kern w:val="0"/>
-          <w:sz w:val="22"/>
-          <w:szCs w:val="22"/>
-        </w:rPr>
-        <w:t xml:space="preserve">　</w:t>
+        <w:t xml:space="preserve">　　　　　　　　　　　　　　　　　　　　　　　　　　職　名　医師</w:t>
       </w:r>
     </w:p>
     <w:p>
@@ -1905,54 +1615,7 @@
         </w:rPr>
       </w:pPr>
       <w:r>
-        <w:rPr>
-          <w:rFonts w:ascii="ＭＳ 明朝" w:hAnsi="ＭＳ 明朝" w:hint="eastAsia"/>
-          <w:color w:val="000000"/>
-          <w:kern w:val="0"/>
-          <w:sz w:val="22"/>
-          <w:szCs w:val="22"/>
-        </w:rPr>
-        <w:t xml:space="preserve">　　　　　　　　　　　　　　　　　　　　　　</w:t>
-      </w:r>
-      <w:r>
-        <w:rPr>
-          <w:rFonts w:ascii="ＭＳ 明朝" w:hAnsi="ＭＳ 明朝" w:hint="eastAsia"/>
-          <w:color w:val="000000"/>
-          <w:kern w:val="0"/>
-          <w:sz w:val="22"/>
-          <w:szCs w:val="22"/>
-        </w:rPr>
-        <w:t xml:space="preserve">　　　</w:t>
-      </w:r>
-      <w:r>
-        <w:rPr>
-          <w:rFonts w:ascii="ＭＳ 明朝" w:hAnsi="ＭＳ 明朝" w:hint="eastAsia"/>
-          <w:color w:val="000000"/>
-          <w:kern w:val="0"/>
-          <w:sz w:val="22"/>
-          <w:szCs w:val="22"/>
-        </w:rPr>
-        <w:t xml:space="preserve">　氏　名　　　　　　　　　　　　　</w:t>
-      </w:r>
-      <w:r>
-        <w:rPr>
-          <w:rFonts w:ascii="ＭＳ 明朝" w:hAnsi="ＭＳ 明朝" w:hint="eastAsia"/>
-          <w:color w:val="000000"/>
-          <w:kern w:val="0"/>
-          <w:sz w:val="22"/>
-          <w:szCs w:val="22"/>
-        </w:rPr>
-        <w:t xml:space="preserve">　</w:t>
-      </w:r>
-      <w:r>
-        <w:rPr>
-          <w:rFonts w:ascii="ＭＳ 明朝" w:hAnsi="ＭＳ 明朝" w:hint="eastAsia"/>
-          <w:color w:val="000000"/>
-          <w:kern w:val="0"/>
-          <w:sz w:val="22"/>
-          <w:szCs w:val="22"/>
-        </w:rPr>
-        <w:t>印</w:t>
+        <w:t xml:space="preserve">　　　　　　　　　　　　　　　　　　　　　　　　　　氏　名　野城 聡志　　　　　　　　　　　　　　印</w:t>
       </w:r>
     </w:p>
     <w:p>
@@ -2103,111 +1766,9 @@
             </w:tcBorders>
           </w:tcPr>
           <w:p>
-            <w:pPr>
-              <w:autoSpaceDE w:val="0"/>
-              <w:autoSpaceDN w:val="0"/>
-              <w:adjustRightInd w:val="0"/>
-              <w:jc w:val="left"/>
-              <w:textAlignment w:val="baseline"/>
-              <w:rPr>
-                <w:rFonts w:ascii="ＭＳ 明朝" w:hAnsi="ＭＳ 明朝"/>
-                <w:color w:val="000000"/>
-                <w:kern w:val="0"/>
-                <w:sz w:val="22"/>
-                <w:szCs w:val="22"/>
-              </w:rPr>
-            </w:pPr>
-          </w:p>
-          <w:p>
-            <w:pPr>
-              <w:autoSpaceDE w:val="0"/>
-              <w:autoSpaceDN w:val="0"/>
-              <w:adjustRightInd w:val="0"/>
-              <w:jc w:val="left"/>
-              <w:textAlignment w:val="baseline"/>
-              <w:rPr>
-                <w:rFonts w:ascii="ＭＳ 明朝" w:hAnsi="ＭＳ 明朝"/>
-                <w:color w:val="000000"/>
-                <w:kern w:val="0"/>
-                <w:sz w:val="22"/>
-                <w:szCs w:val="22"/>
-              </w:rPr>
-            </w:pPr>
             <w:r>
-              <w:rPr>
-                <w:rFonts w:ascii="ＭＳ 明朝" w:hAnsi="ＭＳ 明朝" w:cs="ＭＳ 明朝" w:hint="eastAsia"/>
-                <w:color w:val="000000"/>
-                <w:spacing w:val="10"/>
-                <w:kern w:val="0"/>
-                <w:sz w:val="22"/>
-                <w:szCs w:val="22"/>
-              </w:rPr>
-              <w:t>１．研究課題名：</w:t>
+              <w:t>１．研究課題名：青森県における浴室暖房の実態調査（五所川原市紙アンケート）</w:t>
             </w:r>
-          </w:p>
-          <w:p>
-            <w:pPr>
-              <w:autoSpaceDE w:val="0"/>
-              <w:autoSpaceDN w:val="0"/>
-              <w:adjustRightInd w:val="0"/>
-              <w:jc w:val="left"/>
-              <w:textAlignment w:val="baseline"/>
-              <w:rPr>
-                <w:rFonts w:ascii="ＭＳ 明朝" w:hAnsi="ＭＳ 明朝"/>
-                <w:color w:val="000000"/>
-                <w:kern w:val="0"/>
-                <w:sz w:val="22"/>
-                <w:szCs w:val="22"/>
-              </w:rPr>
-            </w:pPr>
-          </w:p>
-          <w:p>
-            <w:pPr>
-              <w:autoSpaceDE w:val="0"/>
-              <w:autoSpaceDN w:val="0"/>
-              <w:adjustRightInd w:val="0"/>
-              <w:jc w:val="left"/>
-              <w:textAlignment w:val="baseline"/>
-              <w:rPr>
-                <w:rFonts w:ascii="ＭＳ 明朝" w:hAnsi="ＭＳ 明朝"/>
-                <w:color w:val="000000"/>
-                <w:kern w:val="0"/>
-                <w:sz w:val="22"/>
-                <w:szCs w:val="22"/>
-              </w:rPr>
-            </w:pPr>
-          </w:p>
-          <w:p>
-            <w:pPr>
-              <w:autoSpaceDE w:val="0"/>
-              <w:autoSpaceDN w:val="0"/>
-              <w:adjustRightInd w:val="0"/>
-              <w:jc w:val="left"/>
-              <w:textAlignment w:val="baseline"/>
-              <w:rPr>
-                <w:rFonts w:ascii="ＭＳ 明朝" w:hAnsi="ＭＳ 明朝"/>
-                <w:color w:val="000000"/>
-                <w:kern w:val="0"/>
-                <w:sz w:val="22"/>
-                <w:szCs w:val="22"/>
-              </w:rPr>
-            </w:pPr>
-          </w:p>
-          <w:p>
-            <w:pPr>
-              <w:autoSpaceDE w:val="0"/>
-              <w:autoSpaceDN w:val="0"/>
-              <w:adjustRightInd w:val="0"/>
-              <w:jc w:val="left"/>
-              <w:textAlignment w:val="baseline"/>
-              <w:rPr>
-                <w:rFonts w:ascii="ＭＳ 明朝" w:hAnsi="ＭＳ 明朝" w:hint="eastAsia"/>
-                <w:color w:val="000000"/>
-                <w:kern w:val="0"/>
-                <w:sz w:val="22"/>
-                <w:szCs w:val="22"/>
-              </w:rPr>
-            </w:pPr>
           </w:p>
         </w:tc>
       </w:tr>
@@ -2298,214 +1859,15 @@
             </w:tcBorders>
           </w:tcPr>
           <w:p>
-            <w:pPr>
-              <w:autoSpaceDE w:val="0"/>
-              <w:autoSpaceDN w:val="0"/>
-              <w:adjustRightInd w:val="0"/>
-              <w:ind w:left="330" w:hangingChars="150" w:hanging="330"/>
-              <w:jc w:val="left"/>
-              <w:textAlignment w:val="baseline"/>
-              <w:rPr>
-                <w:rFonts w:ascii="ＭＳ 明朝" w:hAnsi="ＭＳ 明朝" w:hint="eastAsia"/>
-                <w:color w:val="000000"/>
-                <w:kern w:val="0"/>
-                <w:sz w:val="22"/>
-                <w:szCs w:val="22"/>
-              </w:rPr>
-            </w:pPr>
-          </w:p>
-          <w:p>
-            <w:pPr>
-              <w:numPr>
-                <w:ilvl w:val="0"/>
-                <w:numId w:val="14"/>
-              </w:numPr>
-              <w:rPr>
-                <w:rFonts w:ascii="ＭＳ 明朝" w:hAnsi="ＭＳ 明朝" w:hint="eastAsia"/>
-                <w:color w:val="000000"/>
-                <w:sz w:val="22"/>
-                <w:szCs w:val="22"/>
-              </w:rPr>
-            </w:pPr>
             <w:r>
-              <w:rPr>
-                <w:rFonts w:ascii="ＭＳ 明朝" w:hAnsi="ＭＳ 明朝" w:hint="eastAsia"/>
-                <w:color w:val="000000"/>
-                <w:sz w:val="22"/>
-                <w:szCs w:val="22"/>
-              </w:rPr>
-              <w:t>他の研究機関と共同して実施される研究であって、既に主たる研究機関において</w:t>
-            </w:r>
-          </w:p>
-          <w:p>
-            <w:pPr>
-              <w:ind w:firstLineChars="150" w:firstLine="330"/>
-              <w:rPr>
-                <w:rFonts w:ascii="ＭＳ 明朝" w:hAnsi="ＭＳ 明朝"/>
-                <w:color w:val="000000"/>
-                <w:sz w:val="22"/>
-                <w:szCs w:val="22"/>
-              </w:rPr>
-            </w:pPr>
-            <w:r>
-              <w:rPr>
-                <w:rFonts w:ascii="ＭＳ 明朝" w:hAnsi="ＭＳ 明朝" w:hint="eastAsia"/>
-                <w:color w:val="000000"/>
-                <w:sz w:val="22"/>
-                <w:szCs w:val="22"/>
-              </w:rPr>
-              <w:t>倫理</w:t>
-            </w:r>
-            <w:r>
-              <w:rPr>
-                <w:rFonts w:ascii="ＭＳ 明朝" w:hAnsi="ＭＳ 明朝" w:hint="eastAsia"/>
-                <w:color w:val="000000"/>
-                <w:sz w:val="22"/>
-                <w:szCs w:val="22"/>
-              </w:rPr>
-              <w:t>審査部門</w:t>
-            </w:r>
-            <w:r>
-              <w:rPr>
-                <w:rFonts w:ascii="ＭＳ 明朝" w:hAnsi="ＭＳ 明朝" w:hint="eastAsia"/>
-                <w:color w:val="000000"/>
-                <w:sz w:val="22"/>
-                <w:szCs w:val="22"/>
-              </w:rPr>
-              <w:t>の承認を受けた研究を本学</w:t>
-            </w:r>
-            <w:r>
-              <w:rPr>
-                <w:rFonts w:ascii="ＭＳ 明朝" w:hAnsi="ＭＳ 明朝" w:hint="eastAsia"/>
-                <w:color w:val="000000"/>
-                <w:sz w:val="22"/>
-                <w:szCs w:val="22"/>
-              </w:rPr>
-              <w:t>会</w:t>
-            </w:r>
-            <w:r>
-              <w:rPr>
-                <w:rFonts w:ascii="ＭＳ 明朝" w:hAnsi="ＭＳ 明朝" w:hint="eastAsia"/>
-                <w:color w:val="000000"/>
-                <w:sz w:val="22"/>
-                <w:szCs w:val="22"/>
-              </w:rPr>
-              <w:t>において実施しようとする場合の実施計画書の審査。</w:t>
-            </w:r>
-          </w:p>
-          <w:p>
-            <w:pPr>
-              <w:autoSpaceDE w:val="0"/>
-              <w:autoSpaceDN w:val="0"/>
-              <w:adjustRightInd w:val="0"/>
-              <w:jc w:val="left"/>
-              <w:textAlignment w:val="baseline"/>
-              <w:rPr>
-                <w:rFonts w:ascii="ＭＳ 明朝" w:hAnsi="ＭＳ 明朝"/>
-                <w:color w:val="000000"/>
-                <w:kern w:val="0"/>
-                <w:sz w:val="22"/>
-                <w:szCs w:val="22"/>
-              </w:rPr>
-            </w:pPr>
-            <w:r>
-              <w:rPr>
-                <w:rFonts w:ascii="ＭＳ 明朝" w:hAnsi="ＭＳ 明朝" w:hint="eastAsia"/>
-                <w:color w:val="000000"/>
-                <w:kern w:val="0"/>
-                <w:sz w:val="22"/>
-                <w:szCs w:val="22"/>
-              </w:rPr>
-              <w:t>□</w:t>
-            </w:r>
-            <w:r>
-              <w:rPr>
-                <w:rFonts w:ascii="ＭＳ 明朝" w:hAnsi="ＭＳ 明朝" w:hint="eastAsia"/>
-                <w:color w:val="000000"/>
-                <w:kern w:val="0"/>
-                <w:sz w:val="22"/>
-                <w:szCs w:val="22"/>
-              </w:rPr>
-              <w:t xml:space="preserve"> </w:t>
-            </w:r>
-            <w:r>
-              <w:rPr>
-                <w:rFonts w:ascii="ＭＳ 明朝" w:hAnsi="ＭＳ 明朝" w:hint="eastAsia"/>
-                <w:color w:val="000000"/>
-                <w:kern w:val="0"/>
-                <w:sz w:val="22"/>
-                <w:szCs w:val="22"/>
-              </w:rPr>
-              <w:t>既に承認されている実施計画の軽微な変更に関する審査。</w:t>
-            </w:r>
-          </w:p>
-          <w:p>
-            <w:pPr>
-              <w:autoSpaceDE w:val="0"/>
-              <w:autoSpaceDN w:val="0"/>
-              <w:adjustRightInd w:val="0"/>
-              <w:jc w:val="left"/>
-              <w:textAlignment w:val="baseline"/>
-              <w:rPr>
-                <w:rFonts w:ascii="ＭＳ 明朝" w:hAnsi="ＭＳ 明朝" w:hint="eastAsia"/>
-                <w:color w:val="000000"/>
-                <w:kern w:val="0"/>
-                <w:sz w:val="22"/>
-                <w:szCs w:val="22"/>
-              </w:rPr>
-            </w:pPr>
-            <w:r>
-              <w:rPr>
-                <w:rFonts w:ascii="ＭＳ 明朝" w:hAnsi="ＭＳ 明朝" w:hint="eastAsia"/>
-                <w:color w:val="000000"/>
-                <w:kern w:val="0"/>
-                <w:sz w:val="22"/>
-                <w:szCs w:val="22"/>
-              </w:rPr>
-              <w:t>□ 侵襲を伴わない研究であって介入を行わないものに関する審査。</w:t>
-            </w:r>
-          </w:p>
-          <w:p>
-            <w:pPr>
-              <w:autoSpaceDE w:val="0"/>
-              <w:autoSpaceDN w:val="0"/>
-              <w:adjustRightInd w:val="0"/>
-              <w:jc w:val="left"/>
-              <w:textAlignment w:val="baseline"/>
-              <w:rPr>
-                <w:rFonts w:ascii="ＭＳ 明朝" w:hAnsi="ＭＳ 明朝" w:hint="eastAsia"/>
-                <w:color w:val="000000"/>
-                <w:kern w:val="0"/>
-                <w:sz w:val="22"/>
-                <w:szCs w:val="22"/>
-              </w:rPr>
-            </w:pPr>
-            <w:r>
-              <w:rPr>
-                <w:rFonts w:ascii="ＭＳ 明朝" w:hAnsi="ＭＳ 明朝" w:hint="eastAsia"/>
-                <w:color w:val="000000"/>
-                <w:kern w:val="0"/>
-                <w:sz w:val="22"/>
-                <w:szCs w:val="22"/>
-              </w:rPr>
+              <w:t>□ 他の研究機関と共同して実施される研究であって、既に主たる研究機関において倫理審査部門の承認を受けた研究を本学会において実施しようとする場合の実施計画書の審査。</w:t>
+              <w:br/>
+              <w:t>□ 既に承認されている実施計画の軽微な変更に関する審査。</w:t>
+              <w:br/>
+              <w:t>■ 侵襲を伴わない研究であって介入を行わないものに関する審査。</w:t>
+              <w:br/>
               <w:t>□ 軽微な侵襲を伴う研究であって介入を行わないものに関する審査</w:t>
             </w:r>
-          </w:p>
-          <w:p>
-            <w:pPr>
-              <w:autoSpaceDE w:val="0"/>
-              <w:autoSpaceDN w:val="0"/>
-              <w:adjustRightInd w:val="0"/>
-              <w:jc w:val="left"/>
-              <w:textAlignment w:val="baseline"/>
-              <w:rPr>
-                <w:rFonts w:ascii="ＭＳ 明朝" w:hAnsi="ＭＳ 明朝"/>
-                <w:color w:val="000000"/>
-                <w:kern w:val="0"/>
-                <w:sz w:val="22"/>
-                <w:szCs w:val="22"/>
-              </w:rPr>
-            </w:pPr>
           </w:p>
         </w:tc>
       </w:tr>
@@ -2530,46 +1892,8 @@
             </w:tcBorders>
           </w:tcPr>
           <w:p>
-            <w:pPr>
-              <w:autoSpaceDE w:val="0"/>
-              <w:autoSpaceDN w:val="0"/>
-              <w:adjustRightInd w:val="0"/>
-              <w:jc w:val="left"/>
-              <w:textAlignment w:val="baseline"/>
-              <w:rPr>
-                <w:rFonts w:ascii="ＭＳ 明朝" w:hAnsi="ＭＳ 明朝"/>
-                <w:color w:val="000000"/>
-                <w:kern w:val="0"/>
-                <w:sz w:val="22"/>
-                <w:szCs w:val="22"/>
-              </w:rPr>
-            </w:pPr>
-          </w:p>
-          <w:p>
-            <w:pPr>
-              <w:autoSpaceDE w:val="0"/>
-              <w:autoSpaceDN w:val="0"/>
-              <w:adjustRightInd w:val="0"/>
-              <w:jc w:val="left"/>
-              <w:textAlignment w:val="baseline"/>
-              <w:rPr>
-                <w:rFonts w:ascii="ＭＳ 明朝" w:hAnsi="ＭＳ 明朝"/>
-                <w:color w:val="000000"/>
-                <w:kern w:val="0"/>
-                <w:sz w:val="22"/>
-                <w:szCs w:val="22"/>
-              </w:rPr>
-            </w:pPr>
             <w:r>
-              <w:rPr>
-                <w:rFonts w:ascii="ＭＳ 明朝" w:hAnsi="ＭＳ 明朝" w:cs="ＭＳ 明朝" w:hint="eastAsia"/>
-                <w:color w:val="000000"/>
-                <w:spacing w:val="10"/>
-                <w:kern w:val="0"/>
-                <w:sz w:val="22"/>
-                <w:szCs w:val="22"/>
-              </w:rPr>
-              <w:t>３．実施責任者名：</w:t>
+              <w:t>３．実施責任者名：野城 聡志</w:t>
             </w:r>
           </w:p>
         </w:tc>
@@ -2682,212 +2006,9 @@
             </w:tcBorders>
           </w:tcPr>
           <w:p>
-            <w:pPr>
-              <w:autoSpaceDE w:val="0"/>
-              <w:autoSpaceDN w:val="0"/>
-              <w:adjustRightInd w:val="0"/>
-              <w:jc w:val="left"/>
-              <w:textAlignment w:val="baseline"/>
-              <w:rPr>
-                <w:rFonts w:ascii="ＭＳ 明朝" w:hAnsi="ＭＳ 明朝" w:hint="eastAsia"/>
-                <w:color w:val="000000"/>
-                <w:kern w:val="0"/>
-                <w:sz w:val="22"/>
-                <w:szCs w:val="22"/>
-              </w:rPr>
-            </w:pPr>
-          </w:p>
-          <w:p>
-            <w:pPr>
-              <w:autoSpaceDE w:val="0"/>
-              <w:autoSpaceDN w:val="0"/>
-              <w:adjustRightInd w:val="0"/>
-              <w:jc w:val="left"/>
-              <w:textAlignment w:val="baseline"/>
-              <w:rPr>
-                <w:rFonts w:ascii="ＭＳ 明朝" w:hAnsi="ＭＳ 明朝" w:hint="eastAsia"/>
-                <w:color w:val="000000"/>
-                <w:kern w:val="0"/>
-                <w:sz w:val="22"/>
-                <w:szCs w:val="22"/>
-              </w:rPr>
-            </w:pPr>
-          </w:p>
-          <w:p>
-            <w:pPr>
-              <w:autoSpaceDE w:val="0"/>
-              <w:autoSpaceDN w:val="0"/>
-              <w:adjustRightInd w:val="0"/>
-              <w:jc w:val="left"/>
-              <w:textAlignment w:val="baseline"/>
-              <w:rPr>
-                <w:rFonts w:ascii="ＭＳ 明朝" w:hAnsi="ＭＳ 明朝" w:hint="eastAsia"/>
-                <w:color w:val="000000"/>
-                <w:kern w:val="0"/>
-                <w:sz w:val="22"/>
-                <w:szCs w:val="22"/>
-              </w:rPr>
-            </w:pPr>
-          </w:p>
-          <w:p>
-            <w:pPr>
-              <w:autoSpaceDE w:val="0"/>
-              <w:autoSpaceDN w:val="0"/>
-              <w:adjustRightInd w:val="0"/>
-              <w:jc w:val="left"/>
-              <w:textAlignment w:val="baseline"/>
-              <w:rPr>
-                <w:rFonts w:ascii="ＭＳ 明朝" w:hAnsi="ＭＳ 明朝" w:hint="eastAsia"/>
-                <w:color w:val="000000"/>
-                <w:kern w:val="0"/>
-                <w:sz w:val="22"/>
-                <w:szCs w:val="22"/>
-              </w:rPr>
-            </w:pPr>
-          </w:p>
-          <w:p>
-            <w:pPr>
-              <w:autoSpaceDE w:val="0"/>
-              <w:autoSpaceDN w:val="0"/>
-              <w:adjustRightInd w:val="0"/>
-              <w:jc w:val="left"/>
-              <w:textAlignment w:val="baseline"/>
-              <w:rPr>
-                <w:rFonts w:ascii="ＭＳ 明朝" w:hAnsi="ＭＳ 明朝"/>
-                <w:color w:val="000000"/>
-                <w:kern w:val="0"/>
-                <w:sz w:val="22"/>
-                <w:szCs w:val="22"/>
-              </w:rPr>
-            </w:pPr>
-          </w:p>
-          <w:p>
-            <w:pPr>
-              <w:autoSpaceDE w:val="0"/>
-              <w:autoSpaceDN w:val="0"/>
-              <w:adjustRightInd w:val="0"/>
-              <w:jc w:val="left"/>
-              <w:textAlignment w:val="baseline"/>
-              <w:rPr>
-                <w:rFonts w:ascii="ＭＳ 明朝" w:hAnsi="ＭＳ 明朝"/>
-                <w:color w:val="000000"/>
-                <w:kern w:val="0"/>
-                <w:sz w:val="22"/>
-                <w:szCs w:val="22"/>
-              </w:rPr>
-            </w:pPr>
-          </w:p>
-          <w:p>
-            <w:pPr>
-              <w:autoSpaceDE w:val="0"/>
-              <w:autoSpaceDN w:val="0"/>
-              <w:adjustRightInd w:val="0"/>
-              <w:jc w:val="left"/>
-              <w:textAlignment w:val="baseline"/>
-              <w:rPr>
-                <w:rFonts w:ascii="ＭＳ 明朝" w:hAnsi="ＭＳ 明朝"/>
-                <w:color w:val="000000"/>
-                <w:kern w:val="0"/>
-                <w:sz w:val="22"/>
-                <w:szCs w:val="22"/>
-              </w:rPr>
-            </w:pPr>
-          </w:p>
-          <w:p>
-            <w:pPr>
-              <w:autoSpaceDE w:val="0"/>
-              <w:autoSpaceDN w:val="0"/>
-              <w:adjustRightInd w:val="0"/>
-              <w:jc w:val="left"/>
-              <w:textAlignment w:val="baseline"/>
-              <w:rPr>
-                <w:rFonts w:ascii="ＭＳ 明朝" w:hAnsi="ＭＳ 明朝"/>
-                <w:color w:val="000000"/>
-                <w:kern w:val="0"/>
-                <w:sz w:val="22"/>
-                <w:szCs w:val="22"/>
-              </w:rPr>
-            </w:pPr>
-          </w:p>
-          <w:p>
-            <w:pPr>
-              <w:autoSpaceDE w:val="0"/>
-              <w:autoSpaceDN w:val="0"/>
-              <w:adjustRightInd w:val="0"/>
-              <w:jc w:val="left"/>
-              <w:textAlignment w:val="baseline"/>
-              <w:rPr>
-                <w:rFonts w:ascii="ＭＳ 明朝" w:hAnsi="ＭＳ 明朝"/>
-                <w:color w:val="000000"/>
-                <w:kern w:val="0"/>
-                <w:sz w:val="22"/>
-                <w:szCs w:val="22"/>
-              </w:rPr>
-            </w:pPr>
-          </w:p>
-          <w:p>
-            <w:pPr>
-              <w:autoSpaceDE w:val="0"/>
-              <w:autoSpaceDN w:val="0"/>
-              <w:adjustRightInd w:val="0"/>
-              <w:jc w:val="left"/>
-              <w:textAlignment w:val="baseline"/>
-              <w:rPr>
-                <w:rFonts w:ascii="ＭＳ 明朝" w:hAnsi="ＭＳ 明朝"/>
-                <w:color w:val="000000"/>
-                <w:kern w:val="0"/>
-                <w:sz w:val="22"/>
-                <w:szCs w:val="22"/>
-              </w:rPr>
-            </w:pPr>
-          </w:p>
-          <w:p>
-            <w:pPr>
-              <w:autoSpaceDE w:val="0"/>
-              <w:autoSpaceDN w:val="0"/>
-              <w:adjustRightInd w:val="0"/>
-              <w:jc w:val="left"/>
-              <w:textAlignment w:val="baseline"/>
-              <w:rPr>
-                <w:rFonts w:ascii="ＭＳ 明朝" w:hAnsi="ＭＳ 明朝"/>
-                <w:color w:val="000000"/>
-                <w:kern w:val="0"/>
-                <w:sz w:val="22"/>
-                <w:szCs w:val="22"/>
-              </w:rPr>
-            </w:pPr>
-          </w:p>
-          <w:p>
-            <w:pPr>
-              <w:autoSpaceDE w:val="0"/>
-              <w:autoSpaceDN w:val="0"/>
-              <w:adjustRightInd w:val="0"/>
-              <w:jc w:val="left"/>
-              <w:textAlignment w:val="baseline"/>
-              <w:rPr>
-                <w:rFonts w:ascii="ＭＳ 明朝" w:hAnsi="ＭＳ 明朝" w:hint="eastAsia"/>
-                <w:color w:val="000000"/>
-                <w:kern w:val="0"/>
-                <w:sz w:val="22"/>
-                <w:szCs w:val="22"/>
-              </w:rPr>
-            </w:pPr>
-          </w:p>
-          <w:p>
-            <w:pPr>
-              <w:autoSpaceDE w:val="0"/>
-              <w:autoSpaceDN w:val="0"/>
-              <w:adjustRightInd w:val="0"/>
-              <w:jc w:val="left"/>
-              <w:textAlignment w:val="baseline"/>
-              <w:rPr>
-                <w:rFonts w:ascii="ＭＳ 明朝" w:hAnsi="ＭＳ 明朝" w:hint="eastAsia"/>
-                <w:color w:val="000000"/>
-                <w:kern w:val="0"/>
-                <w:sz w:val="22"/>
-                <w:szCs w:val="22"/>
-              </w:rPr>
-            </w:pPr>
+            <w:r>
+              <w:t>本研究は、無記名の質問紙調査（紙アンケート）であり、侵襲を伴わず、研究上の介入も行わない。氏名・住所等の個人識別情報は取得せず、対象者の負担は回答時間（5〜7分程度）に限られる低リスク研究であるため、迅速審査を希望する。</w:t>
+            </w:r>
           </w:p>
         </w:tc>
       </w:tr>

--- a/deliverables/〔申請者用〕倫理審査申請書・実施計画書、迅速審査を希望する理由2020.6.27.docx
+++ b/deliverables/〔申請者用〕倫理審査申請書・実施計画書、迅速審査を希望する理由2020.6.27.docx
@@ -6,7 +6,7 @@
       <w:pPr>
         <w:ind w:left="410" w:hangingChars="205" w:hanging="410"/>
         <w:rPr>
-          <w:rFonts w:ascii="ＭＳ 明朝" w:hAnsi="ＭＳ 明朝" w:hint="eastAsia"/>
+          <w:rFonts w:ascii="ＭＳ 明朝" w:hAnsi="ＭＳ 明朝"/>
           <w:color w:val="000000"/>
           <w:sz w:val="20"/>
           <w:szCs w:val="20"/>
@@ -26,7 +26,7 @@
       <w:pPr>
         <w:ind w:right="880"/>
         <w:rPr>
-          <w:rFonts w:ascii="ＭＳ 明朝" w:hAnsi="ＭＳ 明朝" w:hint="eastAsia"/>
+          <w:rFonts w:ascii="ＭＳ 明朝" w:hAnsi="ＭＳ 明朝"/>
           <w:color w:val="FF0000"/>
           <w:sz w:val="22"/>
           <w:szCs w:val="22"/>
@@ -37,14 +37,41 @@
       <w:pPr>
         <w:jc w:val="right"/>
         <w:rPr>
-          <w:rFonts w:ascii="ＭＳ 明朝" w:hAnsi="ＭＳ 明朝" w:hint="eastAsia"/>
-          <w:color w:val="000000"/>
-          <w:sz w:val="22"/>
-          <w:szCs w:val="22"/>
-        </w:rPr>
-      </w:pPr>
-      <w:r>
-        <w:t>(西暦)　2026年3月1日</w:t>
+          <w:rFonts w:ascii="ＭＳ 明朝" w:hAnsi="ＭＳ 明朝"/>
+          <w:color w:val="000000"/>
+          <w:sz w:val="22"/>
+          <w:szCs w:val="22"/>
+        </w:rPr>
+      </w:pPr>
+      <w:r>
+        <w:t>(</w:t>
+      </w:r>
+      <w:r>
+        <w:t>西暦</w:t>
+      </w:r>
+      <w:r>
+        <w:t>)</w:t>
+      </w:r>
+      <w:r>
+        <w:t xml:space="preserve">　</w:t>
+      </w:r>
+      <w:r>
+        <w:t>2026</w:t>
+      </w:r>
+      <w:r>
+        <w:t>年</w:t>
+      </w:r>
+      <w:r>
+        <w:t>3</w:t>
+      </w:r>
+      <w:r>
+        <w:t>月</w:t>
+      </w:r>
+      <w:r>
+        <w:t>1</w:t>
+      </w:r>
+      <w:r>
+        <w:t>日</w:t>
       </w:r>
     </w:p>
     <w:p>
@@ -61,7 +88,7 @@
       <w:pPr>
         <w:jc w:val="center"/>
         <w:rPr>
-          <w:rFonts w:ascii="ＭＳ 明朝" w:hAnsi="ＭＳ 明朝" w:hint="eastAsia"/>
+          <w:rFonts w:ascii="ＭＳ 明朝" w:hAnsi="ＭＳ 明朝"/>
           <w:b/>
           <w:color w:val="000000"/>
           <w:sz w:val="24"/>
@@ -101,10 +128,11 @@
       <w:pPr>
         <w:ind w:firstLineChars="300" w:firstLine="660"/>
         <w:rPr>
-          <w:rFonts w:ascii="ＭＳ 明朝" w:hAnsi="ＭＳ 明朝" w:hint="eastAsia"/>
-          <w:color w:val="000000"/>
-          <w:sz w:val="22"/>
-          <w:szCs w:val="22"/>
+          <w:rFonts w:ascii="ＭＳ 明朝" w:hAnsi="ＭＳ 明朝"/>
+          <w:color w:val="000000"/>
+          <w:sz w:val="22"/>
+          <w:szCs w:val="22"/>
+          <w:lang w:eastAsia="zh-CN"/>
         </w:rPr>
       </w:pPr>
       <w:r>
@@ -112,6 +140,7 @@
           <w:rFonts w:ascii="ＭＳ 明朝" w:hAnsi="ＭＳ 明朝" w:cs="ＭＳ 明朝" w:hint="eastAsia"/>
           <w:sz w:val="22"/>
           <w:szCs w:val="22"/>
+          <w:lang w:eastAsia="zh-CN"/>
         </w:rPr>
         <w:t>日本温泉気候物理医学会</w:t>
       </w:r>
@@ -120,18 +149,20 @@
       <w:pPr>
         <w:ind w:firstLineChars="500" w:firstLine="1100"/>
         <w:rPr>
-          <w:rFonts w:ascii="ＭＳ 明朝" w:hAnsi="ＭＳ 明朝" w:hint="eastAsia"/>
-          <w:color w:val="000000"/>
-          <w:sz w:val="22"/>
-          <w:szCs w:val="22"/>
-        </w:rPr>
-      </w:pPr>
-      <w:r>
-        <w:rPr>
-          <w:rFonts w:ascii="ＭＳ 明朝" w:hAnsi="ＭＳ 明朝" w:hint="eastAsia"/>
-          <w:color w:val="000000"/>
-          <w:sz w:val="22"/>
-          <w:szCs w:val="22"/>
+          <w:rFonts w:ascii="ＭＳ 明朝" w:hAnsi="ＭＳ 明朝"/>
+          <w:color w:val="000000"/>
+          <w:sz w:val="22"/>
+          <w:szCs w:val="22"/>
+          <w:lang w:eastAsia="zh-CN"/>
+        </w:rPr>
+      </w:pPr>
+      <w:r>
+        <w:rPr>
+          <w:rFonts w:ascii="ＭＳ 明朝" w:hAnsi="ＭＳ 明朝" w:hint="eastAsia"/>
+          <w:color w:val="000000"/>
+          <w:sz w:val="22"/>
+          <w:szCs w:val="22"/>
+          <w:lang w:eastAsia="zh-CN"/>
         </w:rPr>
         <w:t>倫理</w:t>
       </w:r>
@@ -141,6 +172,7 @@
           <w:color w:val="000000"/>
           <w:sz w:val="22"/>
           <w:szCs w:val="22"/>
+          <w:lang w:eastAsia="zh-CN"/>
         </w:rPr>
         <w:t>審査会</w:t>
       </w:r>
@@ -150,6 +182,7 @@
           <w:color w:val="000000"/>
           <w:sz w:val="22"/>
           <w:szCs w:val="22"/>
+          <w:lang w:eastAsia="zh-CN"/>
         </w:rPr>
         <w:t>審査</w:t>
       </w:r>
@@ -159,6 +192,7 @@
           <w:color w:val="000000"/>
           <w:sz w:val="22"/>
           <w:szCs w:val="22"/>
+          <w:lang w:eastAsia="zh-CN"/>
         </w:rPr>
         <w:t>員長　殿</w:t>
       </w:r>
@@ -170,16 +204,18 @@
           <w:color w:val="000000"/>
           <w:sz w:val="22"/>
           <w:szCs w:val="22"/>
-        </w:rPr>
-      </w:pPr>
-    </w:p>
-    <w:p>
-      <w:pPr>
-        <w:rPr>
-          <w:rFonts w:ascii="ＭＳ 明朝" w:hAnsi="ＭＳ 明朝"/>
-          <w:color w:val="000000"/>
-          <w:sz w:val="22"/>
-          <w:szCs w:val="22"/>
+          <w:lang w:eastAsia="zh-CN"/>
+        </w:rPr>
+      </w:pPr>
+    </w:p>
+    <w:p>
+      <w:pPr>
+        <w:rPr>
+          <w:rFonts w:ascii="ＭＳ 明朝" w:hAnsi="ＭＳ 明朝"/>
+          <w:color w:val="000000"/>
+          <w:sz w:val="22"/>
+          <w:szCs w:val="22"/>
+          <w:lang w:eastAsia="zh-CN"/>
         </w:rPr>
       </w:pPr>
     </w:p>
@@ -187,7 +223,7 @@
       <w:pPr>
         <w:ind w:firstLineChars="2000" w:firstLine="4400"/>
         <w:rPr>
-          <w:rFonts w:ascii="ＭＳ 明朝" w:hAnsi="ＭＳ 明朝" w:hint="eastAsia"/>
+          <w:rFonts w:ascii="ＭＳ 明朝" w:hAnsi="ＭＳ 明朝"/>
           <w:color w:val="000000"/>
           <w:sz w:val="22"/>
           <w:szCs w:val="22"/>
@@ -205,468 +241,564 @@
     </w:p>
     <w:p>
       <w:pPr>
-        <w:ind w:firstLineChars="2400" w:firstLine="5280"/>
-        <w:rPr>
-          <w:rFonts w:ascii="ＭＳ 明朝" w:hAnsi="ＭＳ 明朝" w:hint="eastAsia"/>
-          <w:color w:val="000000"/>
-          <w:sz w:val="22"/>
-          <w:szCs w:val="22"/>
-        </w:rPr>
-      </w:pPr>
-      <w:r>
-        <w:t>所　属　医療法人社団優青会 あおぞらクリニック川越</w:t>
-      </w:r>
-    </w:p>
-    <w:p>
-      <w:pPr>
-        <w:ind w:firstLineChars="2400" w:firstLine="5280"/>
-        <w:rPr>
-          <w:rFonts w:ascii="ＭＳ 明朝" w:hAnsi="ＭＳ 明朝" w:hint="eastAsia"/>
-          <w:color w:val="000000"/>
-          <w:sz w:val="22"/>
-          <w:szCs w:val="22"/>
-        </w:rPr>
-      </w:pPr>
-      <w:r>
-        <w:t>職　名　医師</w:t>
-      </w:r>
-    </w:p>
-    <w:p>
-      <w:pPr>
-        <w:ind w:firstLineChars="2400" w:firstLine="5280"/>
-        <w:rPr>
-          <w:rFonts w:ascii="ＭＳ 明朝" w:hAnsi="ＭＳ 明朝" w:hint="eastAsia"/>
-          <w:color w:val="000000"/>
-          <w:sz w:val="22"/>
-          <w:szCs w:val="22"/>
-        </w:rPr>
-      </w:pPr>
-      <w:r>
-        <w:t>氏　名　野城 聡志</w:t>
-      </w:r>
-    </w:p>
-    <w:p>
-      <w:pPr>
-        <w:rPr>
-          <w:rFonts w:ascii="ＭＳ 明朝" w:hAnsi="ＭＳ 明朝"/>
-          <w:color w:val="000000"/>
-          <w:sz w:val="22"/>
-          <w:szCs w:val="22"/>
-        </w:rPr>
-      </w:pPr>
-    </w:p>
-    <w:p>
-      <w:pPr>
-        <w:ind w:firstLineChars="100" w:firstLine="220"/>
-        <w:rPr>
-          <w:rFonts w:ascii="ＭＳ 明朝" w:hAnsi="ＭＳ 明朝" w:hint="eastAsia"/>
-          <w:color w:val="000000"/>
-          <w:sz w:val="22"/>
-          <w:szCs w:val="22"/>
-        </w:rPr>
-      </w:pPr>
-      <w:r>
-        <w:rPr>
-          <w:rFonts w:ascii="ＭＳ 明朝" w:hAnsi="ＭＳ 明朝" w:hint="eastAsia"/>
-          <w:color w:val="000000"/>
-          <w:sz w:val="22"/>
-          <w:szCs w:val="22"/>
-        </w:rPr>
-        <w:t>下記により実施したいので、申請します。</w:t>
-      </w:r>
-    </w:p>
-    <w:p>
-      <w:pPr>
-        <w:rPr>
-          <w:rFonts w:ascii="ＭＳ 明朝" w:hAnsi="ＭＳ 明朝"/>
-          <w:color w:val="000000"/>
-          <w:sz w:val="22"/>
-          <w:szCs w:val="22"/>
-        </w:rPr>
-      </w:pPr>
-    </w:p>
-    <w:p>
-      <w:pPr>
-        <w:jc w:val="center"/>
-        <w:rPr>
-          <w:rFonts w:ascii="ＭＳ 明朝" w:hAnsi="ＭＳ 明朝" w:hint="eastAsia"/>
-          <w:color w:val="000000"/>
-          <w:sz w:val="22"/>
-          <w:szCs w:val="22"/>
-        </w:rPr>
-      </w:pPr>
-      <w:r>
-        <w:rPr>
-          <w:rFonts w:ascii="ＭＳ 明朝" w:hAnsi="ＭＳ 明朝" w:hint="eastAsia"/>
-          <w:color w:val="000000"/>
-          <w:sz w:val="22"/>
-          <w:szCs w:val="22"/>
-        </w:rPr>
-        <w:t>記</w:t>
-      </w:r>
-    </w:p>
-    <w:p>
-      <w:pPr>
-        <w:rPr>
-          <w:rFonts w:ascii="ＭＳ 明朝" w:hAnsi="ＭＳ 明朝"/>
-          <w:color w:val="000000"/>
-          <w:sz w:val="22"/>
-          <w:szCs w:val="22"/>
-        </w:rPr>
-      </w:pPr>
-    </w:p>
-    <w:p>
-      <w:pPr>
-        <w:rPr>
-          <w:rFonts w:ascii="ＭＳ 明朝" w:hAnsi="ＭＳ 明朝" w:hint="eastAsia"/>
-          <w:color w:val="000000"/>
-          <w:sz w:val="22"/>
-          <w:szCs w:val="22"/>
-        </w:rPr>
-      </w:pPr>
-      <w:r>
-        <w:rPr>
-          <w:rFonts w:ascii="ＭＳ 明朝" w:hAnsi="ＭＳ 明朝" w:hint="eastAsia"/>
-          <w:color w:val="000000"/>
-          <w:sz w:val="22"/>
-          <w:szCs w:val="22"/>
-        </w:rPr>
-        <w:t xml:space="preserve">１　</w:t>
-      </w:r>
-      <w:r>
-        <w:rPr>
-          <w:rFonts w:ascii="ＭＳ 明朝" w:hAnsi="ＭＳ 明朝" w:hint="eastAsia"/>
-          <w:color w:val="000000"/>
-          <w:sz w:val="22"/>
-          <w:szCs w:val="22"/>
-        </w:rPr>
-        <w:t>研究</w:t>
-      </w:r>
-      <w:r>
-        <w:rPr>
-          <w:rFonts w:ascii="ＭＳ 明朝" w:hAnsi="ＭＳ 明朝" w:hint="eastAsia"/>
-          <w:color w:val="000000"/>
-          <w:sz w:val="22"/>
-          <w:szCs w:val="22"/>
-        </w:rPr>
-        <w:t>課題名</w:t>
-      </w:r>
-    </w:p>
-    <w:p>
-      <w:pPr>
-        <w:rPr>
-          <w:rFonts w:ascii="ＭＳ 明朝" w:hAnsi="ＭＳ 明朝"/>
-          <w:color w:val="000000"/>
-          <w:sz w:val="22"/>
-          <w:szCs w:val="22"/>
-        </w:rPr>
-      </w:pPr>
-      <w:r>
-        <w:t>青森県における浴室暖房の実態調査（五所川原市紙アンケート）</w:t>
-      </w:r>
-    </w:p>
-    <w:p>
-      <w:pPr>
-        <w:rPr>
-          <w:rFonts w:ascii="ＭＳ 明朝" w:hAnsi="ＭＳ 明朝" w:hint="eastAsia"/>
-          <w:color w:val="000000"/>
-          <w:sz w:val="22"/>
-          <w:szCs w:val="22"/>
-        </w:rPr>
-      </w:pPr>
-    </w:p>
-    <w:p>
-      <w:pPr>
-        <w:rPr>
-          <w:rFonts w:ascii="ＭＳ 明朝" w:hAnsi="ＭＳ 明朝" w:hint="eastAsia"/>
-          <w:color w:val="000000"/>
-          <w:sz w:val="22"/>
-          <w:szCs w:val="22"/>
-        </w:rPr>
-      </w:pPr>
-      <w:r>
-        <w:rPr>
-          <w:rFonts w:ascii="ＭＳ 明朝" w:hAnsi="ＭＳ 明朝" w:hint="eastAsia"/>
-          <w:color w:val="000000"/>
-          <w:sz w:val="22"/>
-          <w:szCs w:val="22"/>
-        </w:rPr>
-        <w:t>２　添付書類</w:t>
-      </w:r>
-    </w:p>
-    <w:p>
-      <w:pPr>
-        <w:rPr>
-          <w:rFonts w:ascii="ＭＳ 明朝" w:hAnsi="ＭＳ 明朝" w:hint="eastAsia"/>
-          <w:sz w:val="22"/>
-          <w:szCs w:val="22"/>
-        </w:rPr>
-      </w:pPr>
-      <w:r>
-        <w:t xml:space="preserve">　　　■実施計画書　　□出版等公表予定原稿　　■ＣＯＩ報告書</w:t>
-      </w:r>
-    </w:p>
-    <w:p>
-      <w:pPr>
-        <w:rPr>
-          <w:rFonts w:ascii="ＭＳ 明朝" w:hAnsi="ＭＳ 明朝"/>
-          <w:color w:val="000000"/>
-          <w:sz w:val="22"/>
-          <w:szCs w:val="22"/>
-        </w:rPr>
-      </w:pPr>
-    </w:p>
-    <w:p>
-      <w:pPr>
-        <w:rPr>
-          <w:rFonts w:ascii="ＭＳ 明朝" w:hAnsi="ＭＳ 明朝" w:hint="eastAsia"/>
-          <w:color w:val="000000"/>
-          <w:sz w:val="22"/>
-          <w:szCs w:val="22"/>
-        </w:rPr>
-      </w:pPr>
-    </w:p>
-    <w:p>
-      <w:pPr>
-        <w:rPr>
-          <w:rFonts w:ascii="ＭＳ 明朝" w:hAnsi="ＭＳ 明朝" w:hint="eastAsia"/>
-          <w:color w:val="000000"/>
-          <w:sz w:val="22"/>
-          <w:szCs w:val="22"/>
-        </w:rPr>
-      </w:pPr>
-      <w:r>
-        <w:rPr>
-          <w:rFonts w:ascii="ＭＳ 明朝" w:hAnsi="ＭＳ 明朝" w:hint="eastAsia"/>
-          <w:color w:val="000000"/>
-          <w:sz w:val="22"/>
-          <w:szCs w:val="22"/>
-        </w:rPr>
-        <w:t>３　実施分担者</w:t>
-      </w:r>
-    </w:p>
-    <w:p>
-      <w:pPr>
-        <w:rPr>
-          <w:rFonts w:ascii="ＭＳ 明朝" w:hAnsi="ＭＳ 明朝" w:hint="eastAsia"/>
-          <w:color w:val="000000"/>
-          <w:sz w:val="22"/>
-          <w:szCs w:val="22"/>
-        </w:rPr>
-      </w:pPr>
-      <w:r>
-        <w:rPr>
-          <w:rFonts w:ascii="ＭＳ 明朝" w:hAnsi="ＭＳ 明朝" w:hint="eastAsia"/>
-          <w:color w:val="000000"/>
-          <w:sz w:val="22"/>
-          <w:szCs w:val="22"/>
-        </w:rPr>
-        <w:t xml:space="preserve">　　　　（　所　属　）　　　　（　職名等　）　　　　　　（　氏　名　）</w:t>
-      </w:r>
-    </w:p>
-    <w:p>
-      <w:pPr>
-        <w:rPr>
-          <w:rFonts w:ascii="ＭＳ 明朝" w:hAnsi="ＭＳ 明朝"/>
-          <w:color w:val="000000"/>
-          <w:sz w:val="22"/>
-          <w:szCs w:val="22"/>
-        </w:rPr>
-      </w:pPr>
-      <w:r>
-        <w:t>なし</w:t>
-      </w:r>
-    </w:p>
-    <w:p>
-      <w:pPr>
-        <w:rPr>
-          <w:rFonts w:ascii="ＭＳ 明朝" w:hAnsi="ＭＳ 明朝"/>
-          <w:color w:val="000000"/>
-          <w:sz w:val="22"/>
-          <w:szCs w:val="22"/>
-        </w:rPr>
-      </w:pPr>
-    </w:p>
-    <w:p>
-      <w:pPr>
-        <w:rPr>
-          <w:rFonts w:ascii="ＭＳ 明朝" w:hAnsi="ＭＳ 明朝"/>
-          <w:color w:val="000000"/>
-          <w:sz w:val="22"/>
-          <w:szCs w:val="22"/>
-        </w:rPr>
-      </w:pPr>
-    </w:p>
-    <w:p>
-      <w:pPr>
-        <w:rPr>
-          <w:rFonts w:ascii="ＭＳ 明朝" w:hAnsi="ＭＳ 明朝"/>
-          <w:color w:val="000000"/>
-          <w:sz w:val="22"/>
-          <w:szCs w:val="22"/>
-        </w:rPr>
-      </w:pPr>
-    </w:p>
-    <w:p>
-      <w:pPr>
-        <w:rPr>
-          <w:rFonts w:ascii="ＭＳ 明朝" w:hAnsi="ＭＳ 明朝"/>
-          <w:color w:val="000000"/>
-          <w:sz w:val="22"/>
-          <w:szCs w:val="22"/>
-        </w:rPr>
-      </w:pPr>
-    </w:p>
-    <w:p>
-      <w:pPr>
-        <w:rPr>
-          <w:rFonts w:ascii="ＭＳ 明朝" w:hAnsi="ＭＳ 明朝"/>
-          <w:color w:val="000000"/>
-          <w:sz w:val="22"/>
-          <w:szCs w:val="22"/>
-        </w:rPr>
-      </w:pPr>
-    </w:p>
-    <w:p>
-      <w:pPr>
-        <w:rPr>
-          <w:rFonts w:ascii="ＭＳ 明朝" w:hAnsi="ＭＳ 明朝" w:hint="eastAsia"/>
-          <w:color w:val="000000"/>
-          <w:sz w:val="22"/>
-          <w:szCs w:val="22"/>
-        </w:rPr>
-      </w:pPr>
-      <w:r>
-        <w:rPr>
-          <w:rFonts w:ascii="ＭＳ 明朝" w:hAnsi="ＭＳ 明朝" w:hint="eastAsia"/>
-          <w:color w:val="000000"/>
-          <w:sz w:val="22"/>
-          <w:szCs w:val="22"/>
-        </w:rPr>
-        <w:t xml:space="preserve">４　関係組織の長　</w:t>
-      </w:r>
-    </w:p>
-    <w:p>
-      <w:pPr>
-        <w:rPr>
-          <w:rFonts w:ascii="ＭＳ 明朝" w:hAnsi="ＭＳ 明朝" w:hint="eastAsia"/>
-          <w:color w:val="000000"/>
-          <w:sz w:val="22"/>
-          <w:szCs w:val="22"/>
-        </w:rPr>
-      </w:pPr>
-      <w:r>
-        <w:rPr>
-          <w:rFonts w:ascii="ＭＳ 明朝" w:hAnsi="ＭＳ 明朝" w:hint="eastAsia"/>
-          <w:color w:val="000000"/>
-          <w:sz w:val="22"/>
-          <w:szCs w:val="22"/>
-        </w:rPr>
-        <w:t xml:space="preserve">　　　　（　</w:t>
-      </w:r>
-      <w:r>
-        <w:rPr>
-          <w:rFonts w:ascii="ＭＳ 明朝" w:hAnsi="ＭＳ 明朝" w:hint="eastAsia"/>
-          <w:color w:val="000000"/>
-          <w:sz w:val="22"/>
-          <w:szCs w:val="22"/>
-        </w:rPr>
-        <w:t>組織</w:t>
-      </w:r>
-      <w:r>
-        <w:rPr>
-          <w:rFonts w:ascii="ＭＳ 明朝" w:hAnsi="ＭＳ 明朝" w:hint="eastAsia"/>
-          <w:color w:val="000000"/>
-          <w:sz w:val="22"/>
-          <w:szCs w:val="22"/>
-        </w:rPr>
-        <w:t>長等</w:t>
-      </w:r>
-      <w:r>
-        <w:rPr>
-          <w:rFonts w:ascii="ＭＳ 明朝" w:hAnsi="ＭＳ 明朝" w:hint="eastAsia"/>
-          <w:color w:val="000000"/>
-          <w:sz w:val="22"/>
-          <w:szCs w:val="22"/>
-        </w:rPr>
-        <w:t>名・確認印　）　　　　　　　　　（　実施施設名・確認印　）</w:t>
-      </w:r>
-    </w:p>
-    <w:p>
-      <w:pPr>
-        <w:rPr>
-          <w:rFonts w:ascii="ＭＳ 明朝" w:hAnsi="ＭＳ 明朝"/>
-          <w:color w:val="000000"/>
-          <w:sz w:val="22"/>
-          <w:szCs w:val="22"/>
-        </w:rPr>
-      </w:pPr>
-    </w:p>
-    <w:p>
-      <w:pPr>
-        <w:rPr>
-          <w:rFonts w:ascii="ＭＳ 明朝" w:hAnsi="ＭＳ 明朝"/>
-          <w:color w:val="000000"/>
-          <w:sz w:val="22"/>
-          <w:szCs w:val="22"/>
-        </w:rPr>
-      </w:pPr>
-    </w:p>
-    <w:p>
-      <w:pPr>
-        <w:rPr>
-          <w:rFonts w:ascii="ＭＳ 明朝" w:hAnsi="ＭＳ 明朝"/>
-          <w:color w:val="000000"/>
-          <w:sz w:val="22"/>
-          <w:szCs w:val="22"/>
-        </w:rPr>
-      </w:pPr>
-    </w:p>
-    <w:p>
-      <w:pPr>
-        <w:rPr>
-          <w:rFonts w:ascii="ＭＳ 明朝" w:hAnsi="ＭＳ 明朝"/>
-          <w:color w:val="000000"/>
-          <w:sz w:val="22"/>
-          <w:szCs w:val="22"/>
-        </w:rPr>
-      </w:pPr>
-    </w:p>
-    <w:p>
-      <w:pPr>
-        <w:rPr>
-          <w:rFonts w:ascii="ＭＳ 明朝" w:hAnsi="ＭＳ 明朝" w:hint="eastAsia"/>
-          <w:color w:val="000000"/>
-          <w:sz w:val="22"/>
-          <w:szCs w:val="22"/>
-        </w:rPr>
-      </w:pPr>
-    </w:p>
-    <w:p>
-      <w:pPr>
-        <w:jc w:val="right"/>
-        <w:rPr>
-          <w:rFonts w:ascii="ＭＳ 明朝" w:hAnsi="ＭＳ 明朝" w:hint="eastAsia"/>
+        <w:ind w:firstLineChars="2400" w:firstLine="5040"/>
+        <w:rPr>
+          <w:rFonts w:ascii="ＭＳ 明朝" w:hAnsi="ＭＳ 明朝"/>
           <w:color w:val="000000"/>
           <w:sz w:val="20"/>
           <w:szCs w:val="20"/>
         </w:rPr>
       </w:pPr>
       <w:r>
-        <w:rPr>
-          <w:rFonts w:ascii="ＭＳ 明朝" w:hAnsi="ＭＳ 明朝"/>
-          <w:color w:val="000000"/>
-          <w:sz w:val="22"/>
-          <w:szCs w:val="22"/>
-        </w:rPr>
-        <w:br w:type="page"/>
-      </w:r>
-      <w:r>
-        <w:rPr>
-          <w:rFonts w:ascii="ＭＳ 明朝" w:hAnsi="ＭＳ 明朝" w:hint="eastAsia"/>
+        <w:t xml:space="preserve">所　属　</w:t>
+      </w:r>
+      <w:r>
+        <w:rPr>
+          <w:sz w:val="18"/>
+          <w:szCs w:val="21"/>
+        </w:rPr>
+        <w:t>医療法人社団優青会</w:t>
+      </w:r>
+      <w:r>
+        <w:rPr>
+          <w:sz w:val="18"/>
+          <w:szCs w:val="21"/>
+        </w:rPr>
+        <w:t xml:space="preserve"> </w:t>
+      </w:r>
+      <w:r>
+        <w:rPr>
+          <w:sz w:val="18"/>
+          <w:szCs w:val="21"/>
+        </w:rPr>
+        <w:t>あおぞらクリニック川越</w:t>
+      </w:r>
+    </w:p>
+    <w:p>
+      <w:pPr>
+        <w:ind w:firstLineChars="2400" w:firstLine="5040"/>
+        <w:rPr>
+          <w:rFonts w:ascii="ＭＳ 明朝" w:hAnsi="ＭＳ 明朝"/>
+          <w:color w:val="000000"/>
+          <w:sz w:val="22"/>
+          <w:szCs w:val="22"/>
+          <w:lang w:eastAsia="zh-CN"/>
+        </w:rPr>
+      </w:pPr>
+      <w:r>
+        <w:rPr>
+          <w:lang w:eastAsia="zh-CN"/>
+        </w:rPr>
+        <w:t>職　名　医師</w:t>
+      </w:r>
+    </w:p>
+    <w:p>
+      <w:pPr>
+        <w:ind w:firstLineChars="2400" w:firstLine="5040"/>
+        <w:rPr>
+          <w:rFonts w:ascii="ＭＳ 明朝" w:hAnsi="ＭＳ 明朝"/>
+          <w:color w:val="000000"/>
+          <w:sz w:val="22"/>
+          <w:szCs w:val="22"/>
+          <w:lang w:eastAsia="zh-CN"/>
+        </w:rPr>
+      </w:pPr>
+      <w:r>
+        <w:rPr>
+          <w:lang w:eastAsia="zh-CN"/>
+        </w:rPr>
+        <w:t>氏　名　野城</w:t>
+      </w:r>
+      <w:r>
+        <w:rPr>
+          <w:lang w:eastAsia="zh-CN"/>
+        </w:rPr>
+        <w:t xml:space="preserve"> </w:t>
+      </w:r>
+      <w:r>
+        <w:rPr>
+          <w:lang w:eastAsia="zh-CN"/>
+        </w:rPr>
+        <w:t>聡志</w:t>
+      </w:r>
+    </w:p>
+    <w:p>
+      <w:pPr>
+        <w:rPr>
+          <w:rFonts w:ascii="ＭＳ 明朝" w:hAnsi="ＭＳ 明朝"/>
+          <w:color w:val="000000"/>
+          <w:sz w:val="22"/>
+          <w:szCs w:val="22"/>
+          <w:lang w:eastAsia="zh-CN"/>
+        </w:rPr>
+      </w:pPr>
+    </w:p>
+    <w:p>
+      <w:pPr>
+        <w:ind w:firstLineChars="100" w:firstLine="220"/>
+        <w:rPr>
+          <w:rFonts w:ascii="ＭＳ 明朝" w:hAnsi="ＭＳ 明朝"/>
+          <w:color w:val="000000"/>
+          <w:sz w:val="22"/>
+          <w:szCs w:val="22"/>
+        </w:rPr>
+      </w:pPr>
+      <w:r>
+        <w:rPr>
+          <w:rFonts w:ascii="ＭＳ 明朝" w:hAnsi="ＭＳ 明朝" w:hint="eastAsia"/>
+          <w:color w:val="000000"/>
+          <w:sz w:val="22"/>
+          <w:szCs w:val="22"/>
+        </w:rPr>
+        <w:t>下記により実施したいので、申請します。</w:t>
+      </w:r>
+    </w:p>
+    <w:p>
+      <w:pPr>
+        <w:rPr>
+          <w:rFonts w:ascii="ＭＳ 明朝" w:hAnsi="ＭＳ 明朝"/>
+          <w:color w:val="000000"/>
+          <w:sz w:val="22"/>
+          <w:szCs w:val="22"/>
+        </w:rPr>
+      </w:pPr>
+    </w:p>
+    <w:p>
+      <w:pPr>
+        <w:jc w:val="center"/>
+        <w:rPr>
+          <w:rFonts w:ascii="ＭＳ 明朝" w:hAnsi="ＭＳ 明朝"/>
+          <w:color w:val="000000"/>
+          <w:sz w:val="22"/>
+          <w:szCs w:val="22"/>
+        </w:rPr>
+      </w:pPr>
+      <w:r>
+        <w:rPr>
+          <w:rFonts w:ascii="ＭＳ 明朝" w:hAnsi="ＭＳ 明朝" w:hint="eastAsia"/>
+          <w:color w:val="000000"/>
+          <w:sz w:val="22"/>
+          <w:szCs w:val="22"/>
+        </w:rPr>
+        <w:t>記</w:t>
+      </w:r>
+    </w:p>
+    <w:p>
+      <w:pPr>
+        <w:rPr>
+          <w:rFonts w:ascii="ＭＳ 明朝" w:hAnsi="ＭＳ 明朝"/>
+          <w:color w:val="000000"/>
+          <w:sz w:val="22"/>
+          <w:szCs w:val="22"/>
+        </w:rPr>
+      </w:pPr>
+    </w:p>
+    <w:p>
+      <w:pPr>
+        <w:rPr>
+          <w:rFonts w:ascii="ＭＳ 明朝" w:hAnsi="ＭＳ 明朝"/>
+          <w:color w:val="000000"/>
+          <w:sz w:val="22"/>
+          <w:szCs w:val="22"/>
+        </w:rPr>
+      </w:pPr>
+      <w:r>
+        <w:rPr>
+          <w:rFonts w:ascii="ＭＳ 明朝" w:hAnsi="ＭＳ 明朝" w:hint="eastAsia"/>
+          <w:color w:val="000000"/>
+          <w:sz w:val="22"/>
+          <w:szCs w:val="22"/>
+        </w:rPr>
+        <w:t xml:space="preserve">１　</w:t>
+      </w:r>
+      <w:r>
+        <w:rPr>
+          <w:rFonts w:ascii="ＭＳ 明朝" w:hAnsi="ＭＳ 明朝" w:hint="eastAsia"/>
+          <w:color w:val="000000"/>
+          <w:sz w:val="22"/>
+          <w:szCs w:val="22"/>
+        </w:rPr>
+        <w:t>研究</w:t>
+      </w:r>
+      <w:r>
+        <w:rPr>
+          <w:rFonts w:ascii="ＭＳ 明朝" w:hAnsi="ＭＳ 明朝" w:hint="eastAsia"/>
+          <w:color w:val="000000"/>
+          <w:sz w:val="22"/>
+          <w:szCs w:val="22"/>
+        </w:rPr>
+        <w:t>課題名</w:t>
+      </w:r>
+    </w:p>
+    <w:p>
+      <w:pPr>
+        <w:rPr>
+          <w:rFonts w:ascii="ＭＳ 明朝" w:hAnsi="ＭＳ 明朝"/>
+          <w:color w:val="000000"/>
+          <w:sz w:val="22"/>
+          <w:szCs w:val="22"/>
+        </w:rPr>
+      </w:pPr>
+      <w:r>
+        <w:t>青森県における浴室暖房の実態調査（五所川原市紙アンケート）</w:t>
+      </w:r>
+    </w:p>
+    <w:p>
+      <w:pPr>
+        <w:rPr>
+          <w:rFonts w:ascii="ＭＳ 明朝" w:hAnsi="ＭＳ 明朝"/>
+          <w:color w:val="000000"/>
+          <w:sz w:val="22"/>
+          <w:szCs w:val="22"/>
+        </w:rPr>
+      </w:pPr>
+    </w:p>
+    <w:p>
+      <w:pPr>
+        <w:rPr>
+          <w:rFonts w:ascii="ＭＳ 明朝" w:hAnsi="ＭＳ 明朝"/>
+          <w:color w:val="000000"/>
+          <w:sz w:val="22"/>
+          <w:szCs w:val="22"/>
+          <w:lang w:eastAsia="zh-CN"/>
+        </w:rPr>
+      </w:pPr>
+      <w:r>
+        <w:rPr>
+          <w:rFonts w:ascii="ＭＳ 明朝" w:hAnsi="ＭＳ 明朝" w:hint="eastAsia"/>
+          <w:color w:val="000000"/>
+          <w:sz w:val="22"/>
+          <w:szCs w:val="22"/>
+          <w:lang w:eastAsia="zh-CN"/>
+        </w:rPr>
+        <w:t>２　添付書類</w:t>
+      </w:r>
+    </w:p>
+    <w:p>
+      <w:pPr>
+        <w:rPr>
+          <w:rFonts w:ascii="ＭＳ 明朝" w:hAnsi="ＭＳ 明朝"/>
+          <w:sz w:val="22"/>
+          <w:szCs w:val="22"/>
+          <w:lang w:eastAsia="zh-CN"/>
+        </w:rPr>
+      </w:pPr>
+      <w:r>
+        <w:rPr>
+          <w:lang w:eastAsia="zh-CN"/>
+        </w:rPr>
+        <w:t xml:space="preserve">　　　</w:t>
+      </w:r>
+      <w:r>
+        <w:rPr>
+          <w:lang w:eastAsia="zh-CN"/>
+        </w:rPr>
+        <w:t>■</w:t>
+      </w:r>
+      <w:r>
+        <w:rPr>
+          <w:lang w:eastAsia="zh-CN"/>
+        </w:rPr>
+        <w:t xml:space="preserve">実施計画書　　</w:t>
+      </w:r>
+      <w:r>
+        <w:rPr>
+          <w:lang w:eastAsia="zh-CN"/>
+        </w:rPr>
+        <w:t>□</w:t>
+      </w:r>
+      <w:r>
+        <w:rPr>
+          <w:lang w:eastAsia="zh-CN"/>
+        </w:rPr>
+        <w:t xml:space="preserve">出版等公表予定原稿　　</w:t>
+      </w:r>
+      <w:r>
+        <w:rPr>
+          <w:lang w:eastAsia="zh-CN"/>
+        </w:rPr>
+        <w:t>■</w:t>
+      </w:r>
+      <w:r>
+        <w:rPr>
+          <w:lang w:eastAsia="zh-CN"/>
+        </w:rPr>
+        <w:t>ＣＯＩ報告書</w:t>
+      </w:r>
+    </w:p>
+    <w:p>
+      <w:pPr>
+        <w:rPr>
+          <w:rFonts w:ascii="ＭＳ 明朝" w:hAnsi="ＭＳ 明朝"/>
+          <w:color w:val="000000"/>
+          <w:sz w:val="22"/>
+          <w:szCs w:val="22"/>
+          <w:lang w:eastAsia="zh-CN"/>
+        </w:rPr>
+      </w:pPr>
+    </w:p>
+    <w:p>
+      <w:pPr>
+        <w:rPr>
+          <w:rFonts w:ascii="ＭＳ 明朝" w:hAnsi="ＭＳ 明朝"/>
+          <w:color w:val="000000"/>
+          <w:sz w:val="22"/>
+          <w:szCs w:val="22"/>
+          <w:lang w:eastAsia="zh-CN"/>
+        </w:rPr>
+      </w:pPr>
+    </w:p>
+    <w:p>
+      <w:pPr>
+        <w:rPr>
+          <w:rFonts w:ascii="ＭＳ 明朝" w:hAnsi="ＭＳ 明朝"/>
+          <w:color w:val="000000"/>
+          <w:sz w:val="22"/>
+          <w:szCs w:val="22"/>
+          <w:lang w:eastAsia="zh-CN"/>
+        </w:rPr>
+      </w:pPr>
+      <w:r>
+        <w:rPr>
+          <w:rFonts w:ascii="ＭＳ 明朝" w:hAnsi="ＭＳ 明朝" w:hint="eastAsia"/>
+          <w:color w:val="000000"/>
+          <w:sz w:val="22"/>
+          <w:szCs w:val="22"/>
+          <w:lang w:eastAsia="zh-CN"/>
+        </w:rPr>
+        <w:t>３　実施分担者</w:t>
+      </w:r>
+    </w:p>
+    <w:p>
+      <w:pPr>
+        <w:rPr>
+          <w:rFonts w:ascii="ＭＳ 明朝" w:hAnsi="ＭＳ 明朝"/>
+          <w:color w:val="000000"/>
+          <w:sz w:val="22"/>
+          <w:szCs w:val="22"/>
+          <w:lang w:eastAsia="zh-CN"/>
+        </w:rPr>
+      </w:pPr>
+      <w:r>
+        <w:rPr>
+          <w:rFonts w:ascii="ＭＳ 明朝" w:hAnsi="ＭＳ 明朝" w:hint="eastAsia"/>
+          <w:color w:val="000000"/>
+          <w:sz w:val="22"/>
+          <w:szCs w:val="22"/>
+          <w:lang w:eastAsia="zh-CN"/>
+        </w:rPr>
+        <w:t xml:space="preserve">　　　　（　所　属　）　　　　（　職名等　）　　　　　　（　氏　名　）</w:t>
+      </w:r>
+    </w:p>
+    <w:p>
+      <w:pPr>
+        <w:rPr>
+          <w:rFonts w:ascii="ＭＳ 明朝" w:hAnsi="ＭＳ 明朝"/>
+          <w:color w:val="000000"/>
+          <w:sz w:val="22"/>
+          <w:szCs w:val="22"/>
+        </w:rPr>
+      </w:pPr>
+      <w:r>
+        <w:t>なし</w:t>
+      </w:r>
+    </w:p>
+    <w:p>
+      <w:pPr>
+        <w:rPr>
+          <w:rFonts w:ascii="ＭＳ 明朝" w:hAnsi="ＭＳ 明朝"/>
+          <w:color w:val="000000"/>
+          <w:sz w:val="22"/>
+          <w:szCs w:val="22"/>
+        </w:rPr>
+      </w:pPr>
+    </w:p>
+    <w:p>
+      <w:pPr>
+        <w:rPr>
+          <w:rFonts w:ascii="ＭＳ 明朝" w:hAnsi="ＭＳ 明朝"/>
+          <w:color w:val="000000"/>
+          <w:sz w:val="22"/>
+          <w:szCs w:val="22"/>
+        </w:rPr>
+      </w:pPr>
+    </w:p>
+    <w:p>
+      <w:pPr>
+        <w:rPr>
+          <w:rFonts w:ascii="ＭＳ 明朝" w:hAnsi="ＭＳ 明朝"/>
+          <w:color w:val="000000"/>
+          <w:sz w:val="22"/>
+          <w:szCs w:val="22"/>
+        </w:rPr>
+      </w:pPr>
+    </w:p>
+    <w:p>
+      <w:pPr>
+        <w:rPr>
+          <w:rFonts w:ascii="ＭＳ 明朝" w:hAnsi="ＭＳ 明朝"/>
+          <w:color w:val="000000"/>
+          <w:sz w:val="22"/>
+          <w:szCs w:val="22"/>
+        </w:rPr>
+      </w:pPr>
+    </w:p>
+    <w:p>
+      <w:pPr>
+        <w:rPr>
+          <w:rFonts w:ascii="ＭＳ 明朝" w:hAnsi="ＭＳ 明朝"/>
+          <w:color w:val="000000"/>
+          <w:sz w:val="22"/>
+          <w:szCs w:val="22"/>
+        </w:rPr>
+      </w:pPr>
+    </w:p>
+    <w:p>
+      <w:pPr>
+        <w:rPr>
+          <w:rFonts w:ascii="ＭＳ 明朝" w:hAnsi="ＭＳ 明朝"/>
+          <w:color w:val="000000"/>
+          <w:sz w:val="22"/>
+          <w:szCs w:val="22"/>
+        </w:rPr>
+      </w:pPr>
+      <w:r>
+        <w:rPr>
+          <w:rFonts w:ascii="ＭＳ 明朝" w:hAnsi="ＭＳ 明朝" w:hint="eastAsia"/>
+          <w:color w:val="000000"/>
+          <w:sz w:val="22"/>
+          <w:szCs w:val="22"/>
+        </w:rPr>
+        <w:t xml:space="preserve">４　関係組織の長　</w:t>
+      </w:r>
+    </w:p>
+    <w:p>
+      <w:pPr>
+        <w:rPr>
+          <w:rFonts w:ascii="ＭＳ 明朝" w:hAnsi="ＭＳ 明朝"/>
+          <w:color w:val="000000"/>
+          <w:sz w:val="22"/>
+          <w:szCs w:val="22"/>
+        </w:rPr>
+      </w:pPr>
+      <w:r>
+        <w:rPr>
+          <w:rFonts w:ascii="ＭＳ 明朝" w:hAnsi="ＭＳ 明朝" w:hint="eastAsia"/>
+          <w:color w:val="000000"/>
+          <w:sz w:val="22"/>
+          <w:szCs w:val="22"/>
+        </w:rPr>
+        <w:t xml:space="preserve">　　　　（　</w:t>
+      </w:r>
+      <w:r>
+        <w:rPr>
+          <w:rFonts w:ascii="ＭＳ 明朝" w:hAnsi="ＭＳ 明朝" w:hint="eastAsia"/>
+          <w:color w:val="000000"/>
+          <w:sz w:val="22"/>
+          <w:szCs w:val="22"/>
+        </w:rPr>
+        <w:t>組織</w:t>
+      </w:r>
+      <w:r>
+        <w:rPr>
+          <w:rFonts w:ascii="ＭＳ 明朝" w:hAnsi="ＭＳ 明朝" w:hint="eastAsia"/>
+          <w:color w:val="000000"/>
+          <w:sz w:val="22"/>
+          <w:szCs w:val="22"/>
+        </w:rPr>
+        <w:t>長等</w:t>
+      </w:r>
+      <w:r>
+        <w:rPr>
+          <w:rFonts w:ascii="ＭＳ 明朝" w:hAnsi="ＭＳ 明朝" w:hint="eastAsia"/>
+          <w:color w:val="000000"/>
+          <w:sz w:val="22"/>
+          <w:szCs w:val="22"/>
+        </w:rPr>
+        <w:t>名・確認印　）　　　　　　　　　（　実施施設名・確認印　）</w:t>
+      </w:r>
+    </w:p>
+    <w:p>
+      <w:pPr>
+        <w:rPr>
+          <w:rFonts w:ascii="ＭＳ 明朝" w:hAnsi="ＭＳ 明朝"/>
+          <w:color w:val="000000"/>
+          <w:sz w:val="22"/>
+          <w:szCs w:val="22"/>
+        </w:rPr>
+      </w:pPr>
+      <w:r>
+        <w:t>※本調査は個人研究であるため本欄は記入しない。所属する法人は勤務先であり、本調査の実施主体ではない。</w:t>
+      </w:r>
+    </w:p>
+    <w:p>
+      <w:pPr>
+        <w:rPr>
+          <w:rFonts w:ascii="ＭＳ 明朝" w:hAnsi="ＭＳ 明朝"/>
+          <w:color w:val="000000"/>
+          <w:sz w:val="22"/>
+          <w:szCs w:val="22"/>
+        </w:rPr>
+      </w:pPr>
+    </w:p>
+    <w:p>
+      <w:pPr>
+        <w:rPr>
+          <w:rFonts w:ascii="ＭＳ 明朝" w:hAnsi="ＭＳ 明朝"/>
+          <w:color w:val="000000"/>
+          <w:sz w:val="22"/>
+          <w:szCs w:val="22"/>
+        </w:rPr>
+      </w:pPr>
+    </w:p>
+    <w:p>
+      <w:pPr>
+        <w:rPr>
+          <w:rFonts w:ascii="ＭＳ 明朝" w:hAnsi="ＭＳ 明朝"/>
+          <w:color w:val="000000"/>
+          <w:sz w:val="22"/>
+          <w:szCs w:val="22"/>
+        </w:rPr>
+      </w:pPr>
+    </w:p>
+    <w:p>
+      <w:pPr>
+        <w:rPr>
+          <w:rFonts w:ascii="ＭＳ 明朝" w:hAnsi="ＭＳ 明朝"/>
+          <w:color w:val="000000"/>
+          <w:sz w:val="22"/>
+          <w:szCs w:val="22"/>
+        </w:rPr>
+      </w:pPr>
+    </w:p>
+    <w:p>
+      <w:pPr>
+        <w:jc w:val="right"/>
+        <w:rPr>
+          <w:rFonts w:ascii="ＭＳ 明朝" w:hAnsi="ＭＳ 明朝"/>
           <w:color w:val="000000"/>
           <w:sz w:val="20"/>
           <w:szCs w:val="20"/>
+          <w:lang w:eastAsia="zh-CN"/>
+        </w:rPr>
+      </w:pPr>
+      <w:r>
+        <w:rPr>
+          <w:rFonts w:ascii="ＭＳ 明朝" w:hAnsi="ＭＳ 明朝"/>
+          <w:color w:val="000000"/>
+          <w:sz w:val="22"/>
+          <w:szCs w:val="22"/>
+          <w:lang w:eastAsia="zh-CN"/>
+        </w:rPr>
+        <w:br w:type="page"/>
+      </w:r>
+      <w:r>
+        <w:rPr>
+          <w:rFonts w:ascii="ＭＳ 明朝" w:hAnsi="ＭＳ 明朝" w:hint="eastAsia"/>
+          <w:color w:val="000000"/>
+          <w:sz w:val="20"/>
+          <w:szCs w:val="20"/>
+          <w:lang w:eastAsia="zh-CN"/>
         </w:rPr>
         <w:lastRenderedPageBreak/>
         <w:t>別紙</w:t>
@@ -679,6 +811,7 @@
           <w:color w:val="000000"/>
           <w:sz w:val="20"/>
           <w:szCs w:val="20"/>
+          <w:lang w:eastAsia="zh-CN"/>
         </w:rPr>
       </w:pPr>
     </w:p>
@@ -686,10 +819,11 @@
       <w:pPr>
         <w:jc w:val="center"/>
         <w:rPr>
-          <w:rFonts w:ascii="ＭＳ 明朝" w:hAnsi="ＭＳ 明朝" w:hint="eastAsia"/>
+          <w:rFonts w:ascii="ＭＳ 明朝" w:hAnsi="ＭＳ 明朝"/>
           <w:b/>
           <w:color w:val="000000"/>
           <w:sz w:val="24"/>
+          <w:lang w:eastAsia="zh-CN"/>
         </w:rPr>
       </w:pPr>
       <w:r>
@@ -698,6 +832,7 @@
           <w:b/>
           <w:color w:val="000000"/>
           <w:sz w:val="24"/>
+          <w:lang w:eastAsia="zh-CN"/>
         </w:rPr>
         <w:t>実　施　計　画　書</w:t>
       </w:r>
@@ -709,13 +844,14 @@
           <w:color w:val="000000"/>
           <w:sz w:val="20"/>
           <w:szCs w:val="20"/>
-        </w:rPr>
-      </w:pPr>
-    </w:p>
-    <w:p>
-      <w:pPr>
-        <w:rPr>
-          <w:rFonts w:ascii="ＭＳ 明朝" w:hAnsi="ＭＳ 明朝" w:hint="eastAsia"/>
+          <w:lang w:eastAsia="zh-CN"/>
+        </w:rPr>
+      </w:pPr>
+    </w:p>
+    <w:p>
+      <w:pPr>
+        <w:rPr>
+          <w:rFonts w:ascii="ＭＳ 明朝" w:hAnsi="ＭＳ 明朝"/>
           <w:color w:val="000000"/>
           <w:sz w:val="22"/>
           <w:szCs w:val="22"/>
@@ -748,7 +884,7 @@
       <w:pPr>
         <w:ind w:left="220" w:hangingChars="100" w:hanging="220"/>
         <w:rPr>
-          <w:rFonts w:ascii="ＭＳ 明朝" w:hAnsi="ＭＳ 明朝" w:hint="eastAsia"/>
+          <w:rFonts w:ascii="ＭＳ 明朝" w:hAnsi="ＭＳ 明朝"/>
           <w:color w:val="000000"/>
           <w:sz w:val="22"/>
           <w:szCs w:val="22"/>
@@ -792,13 +928,43 @@
         </w:rPr>
       </w:pPr>
       <w:r>
-        <w:t>本研究の目的は、青森県における浴室暖房乾燥機の設置・使用実態と、未導入・低使用理由の内訳を把握することである。既存整理では青森県の浴室暖房乾燥機設置率が低い一方で、代替暖房の利用状況や未導入理由の内訳は十分に把握されていない。そこで五所川原市において無記名の紙アンケートを実施し、①設置・使用状況、②未導入・低使用理由、③セントラル暖房を含む代替暖房、④浴室・脱衣所の寒さ体感、⑤住宅属性を調査する。分析は記述統計およびクロス集計で行い、住環境改善に資する基礎資料を得る。</w:t>
-      </w:r>
-    </w:p>
-    <w:p>
-      <w:pPr>
-        <w:rPr>
-          <w:rFonts w:ascii="ＭＳ 明朝" w:hAnsi="ＭＳ 明朝" w:hint="eastAsia"/>
+        <w:t>本研究の目的は、青森県における浴室暖房乾燥機の設置・使用実態と、未導入・低使用理由の内訳を把握することである。既存整理では青森県の浴室暖房乾燥機設置率が低い一方で、代替暖房の利用状況や未導入理由の内訳は十分に把握されていない。そこで五所川原市において無記名の紙アンケートを実施し、</w:t>
+      </w:r>
+      <w:r>
+        <w:t>①</w:t>
+      </w:r>
+      <w:r>
+        <w:t>設置・使用状況、</w:t>
+      </w:r>
+      <w:r>
+        <w:t>②</w:t>
+      </w:r>
+      <w:r>
+        <w:t>未導入・低使用理由、</w:t>
+      </w:r>
+      <w:r>
+        <w:t>③</w:t>
+      </w:r>
+      <w:r>
+        <w:t>セントラル暖房を含む代替暖房、</w:t>
+      </w:r>
+      <w:r>
+        <w:t>④</w:t>
+      </w:r>
+      <w:r>
+        <w:t>浴室・脱衣所の寒さ体感、</w:t>
+      </w:r>
+      <w:r>
+        <w:t>⑤</w:t>
+      </w:r>
+      <w:r>
+        <w:t>住宅属性を調査する。分析は記述統計およびクロス集計で行い、住環境改善に資する基礎資料を得る。</w:t>
+      </w:r>
+    </w:p>
+    <w:p>
+      <w:pPr>
+        <w:rPr>
+          <w:rFonts w:ascii="ＭＳ 明朝" w:hAnsi="ＭＳ 明朝"/>
           <w:color w:val="000000"/>
           <w:sz w:val="22"/>
           <w:szCs w:val="22"/>
@@ -824,13 +990,31 @@
         </w:rPr>
       </w:pPr>
       <w:r>
-        <w:t>倫理審査承認日から2026年12月31日まで</w:t>
-      </w:r>
-    </w:p>
-    <w:p>
-      <w:pPr>
-        <w:rPr>
-          <w:rFonts w:ascii="ＭＳ 明朝" w:hAnsi="ＭＳ 明朝" w:hint="eastAsia"/>
+        <w:t>倫理審査承認日から</w:t>
+      </w:r>
+      <w:r>
+        <w:t>2026</w:t>
+      </w:r>
+      <w:r>
+        <w:t>年</w:t>
+      </w:r>
+      <w:r>
+        <w:t>12</w:t>
+      </w:r>
+      <w:r>
+        <w:t>月</w:t>
+      </w:r>
+      <w:r>
+        <w:t>31</w:t>
+      </w:r>
+      <w:r>
+        <w:t>日まで</w:t>
+      </w:r>
+    </w:p>
+    <w:p>
+      <w:pPr>
+        <w:rPr>
+          <w:rFonts w:ascii="ＭＳ 明朝" w:hAnsi="ＭＳ 明朝"/>
           <w:color w:val="000000"/>
           <w:sz w:val="22"/>
           <w:szCs w:val="22"/>
@@ -849,7 +1033,7 @@
     <w:p>
       <w:pPr>
         <w:rPr>
-          <w:rFonts w:ascii="ＭＳ 明朝" w:hAnsi="ＭＳ 明朝" w:hint="eastAsia"/>
+          <w:rFonts w:ascii="ＭＳ 明朝" w:hAnsi="ＭＳ 明朝"/>
           <w:color w:val="000000"/>
           <w:sz w:val="22"/>
           <w:szCs w:val="22"/>
@@ -863,7 +1047,7 @@
       <w:pPr>
         <w:ind w:left="220" w:hangingChars="100" w:hanging="220"/>
         <w:rPr>
-          <w:rFonts w:ascii="ＭＳ 明朝" w:hAnsi="ＭＳ 明朝" w:hint="eastAsia"/>
+          <w:rFonts w:ascii="ＭＳ 明朝" w:hAnsi="ＭＳ 明朝"/>
           <w:color w:val="000000"/>
           <w:sz w:val="22"/>
           <w:szCs w:val="22"/>
@@ -898,13 +1082,43 @@
         </w:rPr>
       </w:pPr>
       <w:r>
-        <w:t>原則18歳以上、1世帯1名、目標回収100名（有効回答80名以上）</w:t>
-      </w:r>
-    </w:p>
-    <w:p>
-      <w:pPr>
-        <w:rPr>
-          <w:rFonts w:ascii="ＭＳ 明朝" w:hAnsi="ＭＳ 明朝" w:hint="eastAsia"/>
+        <w:t>原則</w:t>
+      </w:r>
+      <w:r>
+        <w:t>18</w:t>
+      </w:r>
+      <w:r>
+        <w:t>歳以上、</w:t>
+      </w:r>
+      <w:r>
+        <w:t>1</w:t>
+      </w:r>
+      <w:r>
+        <w:t>世帯</w:t>
+      </w:r>
+      <w:r>
+        <w:t>1</w:t>
+      </w:r>
+      <w:r>
+        <w:t>名、目標回収</w:t>
+      </w:r>
+      <w:r>
+        <w:t>100</w:t>
+      </w:r>
+      <w:r>
+        <w:t>名（有効回答</w:t>
+      </w:r>
+      <w:r>
+        <w:t>80</w:t>
+      </w:r>
+      <w:r>
+        <w:t>名以上）</w:t>
+      </w:r>
+    </w:p>
+    <w:p>
+      <w:pPr>
+        <w:rPr>
+          <w:rFonts w:ascii="ＭＳ 明朝" w:hAnsi="ＭＳ 明朝"/>
           <w:color w:val="000000"/>
           <w:sz w:val="22"/>
           <w:szCs w:val="22"/>
@@ -933,7 +1147,7 @@
       <w:pPr>
         <w:ind w:leftChars="100" w:left="430" w:hangingChars="100" w:hanging="220"/>
         <w:rPr>
-          <w:rFonts w:ascii="ＭＳ 明朝" w:hAnsi="ＭＳ 明朝" w:hint="eastAsia"/>
+          <w:rFonts w:ascii="ＭＳ 明朝" w:hAnsi="ＭＳ 明朝"/>
           <w:color w:val="000000"/>
           <w:sz w:val="22"/>
           <w:szCs w:val="22"/>
@@ -975,7 +1189,7 @@
       <w:pPr>
         <w:ind w:leftChars="100" w:left="430" w:hangingChars="100" w:hanging="220"/>
         <w:rPr>
-          <w:rFonts w:ascii="ＭＳ 明朝" w:hAnsi="ＭＳ 明朝" w:hint="eastAsia"/>
+          <w:rFonts w:ascii="ＭＳ 明朝" w:hAnsi="ＭＳ 明朝"/>
           <w:color w:val="000000"/>
           <w:sz w:val="22"/>
           <w:szCs w:val="22"/>
@@ -1017,7 +1231,7 @@
       <w:pPr>
         <w:ind w:leftChars="100" w:left="430" w:hangingChars="100" w:hanging="220"/>
         <w:rPr>
-          <w:rFonts w:ascii="ＭＳ 明朝" w:hAnsi="ＭＳ 明朝" w:hint="eastAsia"/>
+          <w:rFonts w:ascii="ＭＳ 明朝" w:hAnsi="ＭＳ 明朝"/>
           <w:color w:val="000000"/>
           <w:sz w:val="22"/>
           <w:szCs w:val="22"/>
@@ -1052,14 +1266,26 @@
         </w:rPr>
       </w:pPr>
       <w:r>
-        <w:t>本研究は非侵襲・非介入の質問紙調査であり、身体的危険は想定されない。対象者負担は回答時間（5〜7分程度）に限られ、心理的負担が生じた場合は回答を中止できる。</w:t>
+        <w:t>本研究は非侵襲・非介入の質問紙調査であり、身体的危険は想定されない。対象者負担は回答時間（</w:t>
+      </w:r>
+      <w:r>
+        <w:t>5</w:t>
+      </w:r>
+      <w:r>
+        <w:t>〜</w:t>
+      </w:r>
+      <w:r>
+        <w:t>7</w:t>
+      </w:r>
+      <w:r>
+        <w:t>分程度）に限られ、心理的負担が生じた場合は回答を中止できる。</w:t>
       </w:r>
     </w:p>
     <w:p>
       <w:pPr>
         <w:ind w:firstLineChars="100" w:firstLine="220"/>
         <w:rPr>
-          <w:rFonts w:ascii="ＭＳ 明朝" w:hAnsi="ＭＳ 明朝" w:hint="eastAsia"/>
+          <w:rFonts w:ascii="ＭＳ 明朝" w:hAnsi="ＭＳ 明朝"/>
           <w:color w:val="000000"/>
           <w:sz w:val="22"/>
           <w:szCs w:val="22"/>
@@ -1086,30 +1312,36 @@
     </w:p>
     <w:p>
       <w:pPr>
-        <w:ind w:firstLineChars="300" w:firstLine="660"/>
-        <w:rPr>
-          <w:rFonts w:ascii="ＭＳ 明朝" w:hAnsi="ＭＳ 明朝" w:hint="eastAsia"/>
-          <w:color w:val="000000"/>
-          <w:sz w:val="22"/>
-          <w:szCs w:val="22"/>
-        </w:rPr>
-      </w:pPr>
-      <w:r>
-        <w:t>■　関係する</w:t>
-      </w:r>
-    </w:p>
-    <w:p>
-      <w:pPr>
-        <w:ind w:firstLineChars="300" w:firstLine="660"/>
-        <w:rPr>
-          <w:rFonts w:ascii="ＭＳ 明朝" w:hAnsi="ＭＳ 明朝" w:hint="eastAsia"/>
-          <w:color w:val="000000"/>
-          <w:sz w:val="22"/>
-          <w:szCs w:val="22"/>
-        </w:rPr>
-      </w:pPr>
-      <w:r>
-        <w:t>□　関係しない</w:t>
+        <w:ind w:firstLineChars="300" w:firstLine="630"/>
+        <w:rPr>
+          <w:rFonts w:ascii="ＭＳ 明朝" w:hAnsi="ＭＳ 明朝"/>
+          <w:color w:val="000000"/>
+          <w:sz w:val="22"/>
+          <w:szCs w:val="22"/>
+        </w:rPr>
+      </w:pPr>
+      <w:r>
+        <w:t>■</w:t>
+      </w:r>
+      <w:r>
+        <w:t xml:space="preserve">　関係する</w:t>
+      </w:r>
+    </w:p>
+    <w:p>
+      <w:pPr>
+        <w:ind w:firstLineChars="300" w:firstLine="630"/>
+        <w:rPr>
+          <w:rFonts w:ascii="ＭＳ 明朝" w:hAnsi="ＭＳ 明朝"/>
+          <w:color w:val="000000"/>
+          <w:sz w:val="22"/>
+          <w:szCs w:val="22"/>
+        </w:rPr>
+      </w:pPr>
+      <w:r>
+        <w:t>□</w:t>
+      </w:r>
+      <w:r>
+        <w:t xml:space="preserve">　関係しない</w:t>
       </w:r>
     </w:p>
     <w:p>
@@ -1129,7 +1361,7 @@
       <w:pPr>
         <w:ind w:firstLineChars="100" w:firstLine="220"/>
         <w:rPr>
-          <w:rFonts w:ascii="ＭＳ 明朝" w:hAnsi="ＭＳ 明朝" w:hint="eastAsia"/>
+          <w:rFonts w:ascii="ＭＳ 明朝" w:hAnsi="ＭＳ 明朝"/>
           <w:color w:val="000000"/>
           <w:sz w:val="22"/>
           <w:szCs w:val="22"/>
@@ -1171,7 +1403,7 @@
       <w:pPr>
         <w:ind w:firstLineChars="100" w:firstLine="220"/>
         <w:rPr>
-          <w:rFonts w:ascii="ＭＳ 明朝" w:hAnsi="ＭＳ 明朝" w:hint="eastAsia"/>
+          <w:rFonts w:ascii="ＭＳ 明朝" w:hAnsi="ＭＳ 明朝"/>
           <w:color w:val="000000"/>
           <w:sz w:val="22"/>
           <w:szCs w:val="22"/>
@@ -1198,23 +1430,23 @@
     </w:p>
     <w:p>
       <w:pPr>
+        <w:ind w:firstLineChars="100" w:firstLine="210"/>
+        <w:rPr>
+          <w:rFonts w:ascii="ＭＳ 明朝" w:hAnsi="ＭＳ 明朝"/>
+          <w:color w:val="000000"/>
+          <w:sz w:val="22"/>
+          <w:szCs w:val="22"/>
+        </w:rPr>
+      </w:pPr>
+      <w:r>
+        <w:t>該当なし</w:t>
+      </w:r>
+    </w:p>
+    <w:p>
+      <w:pPr>
         <w:ind w:firstLineChars="100" w:firstLine="220"/>
         <w:rPr>
-          <w:rFonts w:ascii="ＭＳ 明朝" w:hAnsi="ＭＳ 明朝" w:hint="eastAsia"/>
-          <w:color w:val="000000"/>
-          <w:sz w:val="22"/>
-          <w:szCs w:val="22"/>
-        </w:rPr>
-      </w:pPr>
-      <w:r>
-        <w:t>該当なし</w:t>
-      </w:r>
-    </w:p>
-    <w:p>
-      <w:pPr>
-        <w:ind w:firstLineChars="100" w:firstLine="220"/>
-        <w:rPr>
-          <w:rFonts w:ascii="ＭＳ 明朝" w:hAnsi="ＭＳ 明朝" w:hint="eastAsia"/>
+          <w:rFonts w:ascii="ＭＳ 明朝" w:hAnsi="ＭＳ 明朝"/>
           <w:sz w:val="22"/>
         </w:rPr>
       </w:pPr>
@@ -1257,9 +1489,9 @@
     </w:p>
     <w:p>
       <w:pPr>
-        <w:ind w:firstLineChars="100" w:firstLine="220"/>
-        <w:rPr>
-          <w:rFonts w:ascii="ＭＳ 明朝" w:hAnsi="ＭＳ 明朝" w:hint="eastAsia"/>
+        <w:ind w:firstLineChars="100" w:firstLine="210"/>
+        <w:rPr>
+          <w:rFonts w:ascii="ＭＳ 明朝" w:hAnsi="ＭＳ 明朝"/>
           <w:sz w:val="22"/>
           <w:szCs w:val="22"/>
         </w:rPr>
@@ -1315,17 +1547,17 @@
       <w:pPr>
         <w:spacing w:line="240" w:lineRule="exact"/>
         <w:rPr>
-          <w:rFonts w:ascii="ＭＳ 明朝" w:hAnsi="ＭＳ 明朝" w:hint="eastAsia"/>
-          <w:color w:val="000000"/>
-          <w:sz w:val="22"/>
-          <w:szCs w:val="22"/>
-        </w:rPr>
-      </w:pPr>
-    </w:p>
-    <w:p>
-      <w:pPr>
-        <w:rPr>
-          <w:rFonts w:ascii="ＭＳ 明朝" w:hAnsi="ＭＳ 明朝" w:cs="細明朝体" w:hint="eastAsia"/>
+          <w:rFonts w:ascii="ＭＳ 明朝" w:hAnsi="ＭＳ 明朝"/>
+          <w:color w:val="000000"/>
+          <w:sz w:val="22"/>
+          <w:szCs w:val="22"/>
+        </w:rPr>
+      </w:pPr>
+    </w:p>
+    <w:p>
+      <w:pPr>
+        <w:rPr>
+          <w:rFonts w:ascii="ＭＳ 明朝" w:hAnsi="ＭＳ 明朝" w:cs="細明朝体"/>
           <w:color w:val="000000"/>
           <w:kern w:val="0"/>
           <w:sz w:val="20"/>
@@ -1381,7 +1613,7 @@
         <w:jc w:val="center"/>
         <w:textAlignment w:val="baseline"/>
         <w:rPr>
-          <w:rFonts w:ascii="ＭＳ 明朝" w:hAnsi="ＭＳ 明朝" w:cs="細明朝体" w:hint="eastAsia"/>
+          <w:rFonts w:ascii="ＭＳ 明朝" w:hAnsi="ＭＳ 明朝" w:cs="細明朝体"/>
           <w:color w:val="000000"/>
           <w:kern w:val="0"/>
           <w:sz w:val="20"/>
@@ -1439,15 +1671,76 @@
         <w:jc w:val="left"/>
         <w:textAlignment w:val="baseline"/>
         <w:rPr>
-          <w:rFonts w:ascii="ＭＳ 明朝" w:hAnsi="ＭＳ 明朝" w:cs="細明朝体" w:hint="eastAsia"/>
+          <w:rFonts w:ascii="ＭＳ 明朝" w:hAnsi="ＭＳ 明朝" w:cs="細明朝体"/>
           <w:color w:val="000000"/>
           <w:kern w:val="0"/>
           <w:sz w:val="22"/>
           <w:szCs w:val="22"/>
-        </w:rPr>
-      </w:pPr>
-      <w:r>
-        <w:t xml:space="preserve">　　　　　　　　　　　　　　　　　　　　　　　　　　　(西暦)　2026年3月1日</w:t>
+          <w:lang w:eastAsia="zh-CN"/>
+        </w:rPr>
+      </w:pPr>
+      <w:r>
+        <w:t xml:space="preserve">　　　　　　　　　　　　　　　　　　　　　　　　　　　</w:t>
+      </w:r>
+      <w:r>
+        <w:rPr>
+          <w:lang w:eastAsia="zh-CN"/>
+        </w:rPr>
+        <w:t>(</w:t>
+      </w:r>
+      <w:r>
+        <w:rPr>
+          <w:lang w:eastAsia="zh-CN"/>
+        </w:rPr>
+        <w:t>西暦</w:t>
+      </w:r>
+      <w:r>
+        <w:rPr>
+          <w:lang w:eastAsia="zh-CN"/>
+        </w:rPr>
+        <w:t>)</w:t>
+      </w:r>
+      <w:r>
+        <w:rPr>
+          <w:lang w:eastAsia="zh-CN"/>
+        </w:rPr>
+        <w:t xml:space="preserve">　</w:t>
+      </w:r>
+      <w:r>
+        <w:rPr>
+          <w:lang w:eastAsia="zh-CN"/>
+        </w:rPr>
+        <w:t>2026</w:t>
+      </w:r>
+      <w:r>
+        <w:rPr>
+          <w:lang w:eastAsia="zh-CN"/>
+        </w:rPr>
+        <w:t>年</w:t>
+      </w:r>
+      <w:r>
+        <w:rPr>
+          <w:lang w:eastAsia="zh-CN"/>
+        </w:rPr>
+        <w:t>3</w:t>
+      </w:r>
+      <w:r>
+        <w:rPr>
+          <w:lang w:eastAsia="zh-CN"/>
+        </w:rPr>
+        <w:t>月</w:t>
+      </w:r>
+      <w:r>
+        <w:rPr>
+          <w:lang w:eastAsia="zh-CN"/>
+        </w:rPr>
+        <w:t>1</w:t>
+      </w:r>
+      <w:r>
+        <w:rPr>
+          <w:lang w:eastAsia="zh-CN"/>
+        </w:rPr>
+        <w:t>日</w:t>
       </w:r>
     </w:p>
     <w:p>
@@ -1458,11 +1751,12 @@
         <w:jc w:val="left"/>
         <w:textAlignment w:val="baseline"/>
         <w:rPr>
-          <w:rFonts w:ascii="ＭＳ 明朝" w:hAnsi="ＭＳ 明朝" w:hint="eastAsia"/>
+          <w:rFonts w:ascii="ＭＳ 明朝" w:hAnsi="ＭＳ 明朝"/>
           <w:color w:val="000000"/>
           <w:kern w:val="0"/>
           <w:sz w:val="22"/>
           <w:szCs w:val="22"/>
+          <w:lang w:eastAsia="zh-CN"/>
         </w:rPr>
       </w:pPr>
     </w:p>
@@ -1470,10 +1764,11 @@
       <w:pPr>
         <w:ind w:firstLineChars="200" w:firstLine="440"/>
         <w:rPr>
-          <w:rFonts w:ascii="ＭＳ 明朝" w:hAnsi="ＭＳ 明朝" w:hint="eastAsia"/>
-          <w:color w:val="000000"/>
-          <w:sz w:val="22"/>
-          <w:szCs w:val="22"/>
+          <w:rFonts w:ascii="ＭＳ 明朝" w:hAnsi="ＭＳ 明朝"/>
+          <w:color w:val="000000"/>
+          <w:sz w:val="22"/>
+          <w:szCs w:val="22"/>
+          <w:lang w:eastAsia="zh-CN"/>
         </w:rPr>
       </w:pPr>
       <w:r>
@@ -1481,6 +1776,7 @@
           <w:rFonts w:ascii="ＭＳ 明朝" w:hAnsi="ＭＳ 明朝" w:cs="ＭＳ 明朝" w:hint="eastAsia"/>
           <w:sz w:val="22"/>
           <w:szCs w:val="22"/>
+          <w:lang w:eastAsia="zh-CN"/>
         </w:rPr>
         <w:t>日本温泉気候物理医学会</w:t>
       </w:r>
@@ -1493,11 +1789,12 @@
         <w:jc w:val="left"/>
         <w:textAlignment w:val="baseline"/>
         <w:rPr>
-          <w:rFonts w:ascii="ＭＳ 明朝" w:hAnsi="ＭＳ 明朝" w:hint="eastAsia"/>
+          <w:rFonts w:ascii="ＭＳ 明朝" w:hAnsi="ＭＳ 明朝"/>
           <w:color w:val="000000"/>
           <w:kern w:val="0"/>
           <w:sz w:val="22"/>
           <w:szCs w:val="22"/>
+          <w:lang w:eastAsia="zh-CN"/>
         </w:rPr>
       </w:pPr>
       <w:r>
@@ -1507,6 +1804,7 @@
           <w:kern w:val="0"/>
           <w:sz w:val="22"/>
           <w:szCs w:val="22"/>
+          <w:lang w:eastAsia="zh-CN"/>
         </w:rPr>
         <w:t xml:space="preserve">　　</w:t>
       </w:r>
@@ -1517,6 +1815,7 @@
           <w:kern w:val="0"/>
           <w:sz w:val="22"/>
           <w:szCs w:val="22"/>
+          <w:lang w:eastAsia="zh-CN"/>
         </w:rPr>
         <w:t xml:space="preserve">　　</w:t>
       </w:r>
@@ -1527,6 +1826,7 @@
           <w:kern w:val="0"/>
           <w:sz w:val="22"/>
           <w:szCs w:val="22"/>
+          <w:lang w:eastAsia="zh-CN"/>
         </w:rPr>
         <w:t>倫理</w:t>
       </w:r>
@@ -1537,6 +1837,7 @@
           <w:kern w:val="0"/>
           <w:sz w:val="22"/>
           <w:szCs w:val="22"/>
+          <w:lang w:eastAsia="zh-CN"/>
         </w:rPr>
         <w:t>審査</w:t>
       </w:r>
@@ -1547,6 +1848,7 @@
           <w:kern w:val="0"/>
           <w:sz w:val="22"/>
           <w:szCs w:val="22"/>
+          <w:lang w:eastAsia="zh-CN"/>
         </w:rPr>
         <w:t>会審査</w:t>
       </w:r>
@@ -1557,6 +1859,7 @@
           <w:kern w:val="0"/>
           <w:sz w:val="22"/>
           <w:szCs w:val="22"/>
+          <w:lang w:eastAsia="zh-CN"/>
         </w:rPr>
         <w:t>員長　殿</w:t>
       </w:r>
@@ -1569,15 +1872,42 @@
         <w:jc w:val="left"/>
         <w:textAlignment w:val="baseline"/>
         <w:rPr>
-          <w:rFonts w:ascii="ＭＳ 明朝" w:hAnsi="ＭＳ 明朝" w:hint="eastAsia"/>
+          <w:rFonts w:ascii="ＭＳ 明朝" w:hAnsi="ＭＳ 明朝"/>
           <w:color w:val="000000"/>
           <w:kern w:val="0"/>
-          <w:sz w:val="22"/>
-          <w:szCs w:val="22"/>
-        </w:rPr>
-      </w:pPr>
-      <w:r>
-        <w:t xml:space="preserve">　　　　　　　　　　　　　　　　　　　　　　　　　　所　属　医療法人社団優青会 あおぞらクリニック川越</w:t>
+          <w:sz w:val="18"/>
+          <w:szCs w:val="18"/>
+        </w:rPr>
+      </w:pPr>
+      <w:r>
+        <w:rPr>
+          <w:lang w:eastAsia="zh-CN"/>
+        </w:rPr>
+        <w:t xml:space="preserve">　　　　　　　　　　　　　　　　　　　　　　　　　　</w:t>
+      </w:r>
+      <w:r>
+        <w:t xml:space="preserve">所　属　</w:t>
+      </w:r>
+      <w:r>
+        <w:rPr>
+          <w:sz w:val="16"/>
+          <w:szCs w:val="20"/>
+        </w:rPr>
+        <w:t>医療法人社団優青会</w:t>
+      </w:r>
+      <w:r>
+        <w:rPr>
+          <w:sz w:val="16"/>
+          <w:szCs w:val="20"/>
+        </w:rPr>
+        <w:t xml:space="preserve"> </w:t>
+      </w:r>
+      <w:r>
+        <w:rPr>
+          <w:sz w:val="16"/>
+          <w:szCs w:val="20"/>
+        </w:rPr>
+        <w:t>あおぞらクリニック川越</w:t>
       </w:r>
     </w:p>
     <w:p>
@@ -1588,15 +1918,57 @@
         <w:jc w:val="left"/>
         <w:textAlignment w:val="baseline"/>
         <w:rPr>
-          <w:rFonts w:ascii="ＭＳ 明朝" w:hAnsi="ＭＳ 明朝" w:hint="eastAsia"/>
+          <w:rFonts w:ascii="ＭＳ 明朝" w:hAnsi="ＭＳ 明朝"/>
           <w:color w:val="000000"/>
           <w:kern w:val="0"/>
           <w:sz w:val="22"/>
           <w:szCs w:val="22"/>
-        </w:rPr>
-      </w:pPr>
-      <w:r>
-        <w:t xml:space="preserve">　　　　　　　　　　　　　　　　　　　　　　　　　　職　名　医師</w:t>
+          <w:lang w:eastAsia="zh-CN"/>
+        </w:rPr>
+      </w:pPr>
+      <w:r>
+        <w:t xml:space="preserve">　　　　　　　　　　　　　　　　　　　　　　　　　　</w:t>
+      </w:r>
+      <w:r>
+        <w:rPr>
+          <w:lang w:eastAsia="zh-CN"/>
+        </w:rPr>
+        <w:t>職　名　医師</w:t>
+      </w:r>
+    </w:p>
+    <w:p>
+      <w:pPr>
+        <w:autoSpaceDE w:val="0"/>
+        <w:autoSpaceDN w:val="0"/>
+        <w:adjustRightInd w:val="0"/>
+        <w:jc w:val="right"/>
+        <w:textAlignment w:val="baseline"/>
+        <w:rPr>
+          <w:rFonts w:ascii="ＭＳ 明朝" w:hAnsi="ＭＳ 明朝"/>
+          <w:color w:val="000000"/>
+          <w:kern w:val="0"/>
+          <w:sz w:val="22"/>
+          <w:szCs w:val="22"/>
+          <w:lang w:eastAsia="zh-CN"/>
+        </w:rPr>
+      </w:pPr>
+      <w:r>
+        <w:rPr>
+          <w:lang w:eastAsia="zh-CN"/>
+        </w:rPr>
+        <w:t xml:space="preserve">　　　　　　　　　　　　　　　　　　　　　　　　　　氏　名　野城</w:t>
+      </w:r>
+      <w:r>
+        <w:rPr>
+          <w:lang w:eastAsia="zh-CN"/>
+        </w:rPr>
+        <w:t xml:space="preserve"> </w:t>
+      </w:r>
+      <w:r>
+        <w:rPr>
+          <w:lang w:eastAsia="zh-CN"/>
+        </w:rPr>
+        <w:t>聡志　　　　　　　　　　　　　　印</w:t>
       </w:r>
     </w:p>
     <w:p>
@@ -1612,115 +1984,13 @@
           <w:kern w:val="0"/>
           <w:sz w:val="22"/>
           <w:szCs w:val="22"/>
-        </w:rPr>
-      </w:pPr>
-      <w:r>
-        <w:t xml:space="preserve">　　　　　　　　　　　　　　　　　　　　　　　　　　氏　名　野城 聡志　　　　　　　　　　　　　　印</w:t>
-      </w:r>
-    </w:p>
-    <w:p>
-      <w:pPr>
-        <w:autoSpaceDE w:val="0"/>
-        <w:autoSpaceDN w:val="0"/>
-        <w:adjustRightInd w:val="0"/>
-        <w:jc w:val="left"/>
-        <w:textAlignment w:val="baseline"/>
-        <w:rPr>
-          <w:rFonts w:ascii="ＭＳ 明朝" w:hAnsi="ＭＳ 明朝"/>
-          <w:color w:val="000000"/>
-          <w:kern w:val="0"/>
-          <w:sz w:val="22"/>
-          <w:szCs w:val="22"/>
-        </w:rPr>
-      </w:pPr>
-      <w:r>
-        <w:rPr>
-          <w:rFonts w:ascii="ＭＳ 明朝" w:hAnsi="ＭＳ 明朝"/>
-          <w:noProof/>
-          <w:color w:val="000000"/>
-          <w:kern w:val="0"/>
-          <w:sz w:val="22"/>
-          <w:szCs w:val="22"/>
-        </w:rPr>
-        <w:pict w14:anchorId="05389196">
-          <v:shapetype id="_x0000_t202" coordsize="21600,21600" o:spt="202" path="m,l,21600r21600,l21600,xe">
-            <v:stroke joinstyle="miter"/>
-            <v:path gradientshapeok="t" o:connecttype="rect"/>
-          </v:shapetype>
-          <v:shape id="_x0000_s2050" type="#_x0000_t202" style="position:absolute;margin-left:4.2pt;margin-top:518.5pt;width:241.5pt;height:31.5pt;z-index:1;mso-wrap-edited:f" filled="f" stroked="f">
-            <v:textbox style="mso-next-textbox:#_x0000_s2050" inset="5.85pt,.7pt,5.85pt,.7pt">
-              <w:txbxContent>
-                <w:p>
-                  <w:pPr>
-                    <w:autoSpaceDE w:val="0"/>
-                    <w:autoSpaceDN w:val="0"/>
-                    <w:adjustRightInd w:val="0"/>
-                    <w:spacing w:line="304" w:lineRule="atLeast"/>
-                    <w:jc w:val="left"/>
-                    <w:textAlignment w:val="baseline"/>
-                    <w:rPr>
-                      <w:rFonts w:ascii="ＭＳ 明朝" w:hAnsi="ＭＳ 明朝"/>
-                      <w:color w:val="000000"/>
-                      <w:kern w:val="0"/>
-                      <w:sz w:val="22"/>
-                      <w:szCs w:val="22"/>
-                    </w:rPr>
-                  </w:pPr>
-                  <w:r>
-                    <w:rPr>
-                      <w:rFonts w:ascii="ＭＳ 明朝" w:hAnsi="ＭＳ 明朝" w:hint="eastAsia"/>
-                      <w:color w:val="000000"/>
-                      <w:kern w:val="0"/>
-                      <w:sz w:val="22"/>
-                      <w:szCs w:val="22"/>
-                    </w:rPr>
-                    <w:t>関係組織の長</w:t>
-                  </w:r>
-                  <w:r>
-                    <w:rPr>
-                      <w:rFonts w:ascii="ＭＳ 明朝" w:hAnsi="ＭＳ 明朝" w:hint="eastAsia"/>
-                      <w:color w:val="000000"/>
-                      <w:kern w:val="0"/>
-                      <w:sz w:val="22"/>
-                      <w:szCs w:val="22"/>
-                    </w:rPr>
-                    <w:t xml:space="preserve">（　</w:t>
-                  </w:r>
-                  <w:r>
-                    <w:rPr>
-                      <w:rFonts w:ascii="ＭＳ 明朝" w:hAnsi="ＭＳ 明朝" w:hint="eastAsia"/>
-                      <w:color w:val="000000"/>
-                      <w:kern w:val="0"/>
-                      <w:sz w:val="22"/>
-                      <w:szCs w:val="22"/>
-                    </w:rPr>
-                    <w:t>組織</w:t>
-                  </w:r>
-                  <w:r>
-                    <w:rPr>
-                      <w:rFonts w:ascii="ＭＳ 明朝" w:hAnsi="ＭＳ 明朝" w:hint="eastAsia"/>
-                      <w:color w:val="000000"/>
-                      <w:kern w:val="0"/>
-                      <w:sz w:val="22"/>
-                      <w:szCs w:val="22"/>
-                    </w:rPr>
-                    <w:t>長等名・確認印　）</w:t>
-                  </w:r>
-                </w:p>
-              </w:txbxContent>
-            </v:textbox>
-          </v:shape>
-        </w:pict>
-      </w:r>
-      <w:r>
-        <w:rPr>
-          <w:rFonts w:ascii="ＭＳ 明朝" w:hAnsi="ＭＳ 明朝" w:hint="eastAsia"/>
-          <w:color w:val="000000"/>
-          <w:kern w:val="0"/>
-          <w:sz w:val="22"/>
-          <w:szCs w:val="22"/>
-        </w:rPr>
-        <w:t xml:space="preserve">　　　　　　　　　　　　　　　　　　　　　　　</w:t>
+          <w:lang w:eastAsia="zh-CN"/>
+        </w:rPr>
+      </w:pPr>
+      <w:r>
+        <w:t>関係組織の長（　組織長等名・確認印　）</w:t>
+        <w:br/>
+        <w:t>※本調査は個人研究であるため本欄は記入しない。所属する法人は勤務先であり、本調査の実施主体ではない。</w:t>
       </w:r>
     </w:p>
     <w:tbl>
@@ -1746,12 +2016,6 @@
         <w:gridCol w:w="9870"/>
       </w:tblGrid>
       <w:tr>
-        <w:tblPrEx>
-          <w:tblCellMar>
-            <w:top w:w="0" w:type="dxa"/>
-            <w:bottom w:w="0" w:type="dxa"/>
-          </w:tblCellMar>
-        </w:tblPrEx>
         <w:trPr>
           <w:trHeight w:val="1224"/>
         </w:trPr>
@@ -1773,12 +2037,6 @@
         </w:tc>
       </w:tr>
       <w:tr>
-        <w:tblPrEx>
-          <w:tblCellMar>
-            <w:top w:w="0" w:type="dxa"/>
-            <w:bottom w:w="0" w:type="dxa"/>
-          </w:tblCellMar>
-        </w:tblPrEx>
         <w:trPr>
           <w:trHeight w:val="612"/>
         </w:trPr>
@@ -1839,12 +2097,6 @@
         </w:tc>
       </w:tr>
       <w:tr>
-        <w:tblPrEx>
-          <w:tblCellMar>
-            <w:top w:w="0" w:type="dxa"/>
-            <w:bottom w:w="0" w:type="dxa"/>
-          </w:tblCellMar>
-        </w:tblPrEx>
         <w:trPr>
           <w:trHeight w:val="1230"/>
         </w:trPr>
@@ -1860,24 +2112,36 @@
           </w:tcPr>
           <w:p>
             <w:r>
-              <w:t>□ 他の研究機関と共同して実施される研究であって、既に主たる研究機関において倫理審査部門の承認を受けた研究を本学会において実施しようとする場合の実施計画書の審査。</w:t>
+              <w:t xml:space="preserve">□ </w:t>
+            </w:r>
+            <w:r>
+              <w:t>他の研究機関と共同して実施される研究であって、既に主たる研究機関において倫理審査部門の承認を受けた研究を本学会において実施しようとする場合の実施計画書の審査。</w:t>
+            </w:r>
+            <w:r>
               <w:br/>
-              <w:t>□ 既に承認されている実施計画の軽微な変更に関する審査。</w:t>
+              <w:t xml:space="preserve">□ </w:t>
+            </w:r>
+            <w:r>
+              <w:t>既に承認されている実施計画の軽微な変更に関する審査。</w:t>
+            </w:r>
+            <w:r>
               <w:br/>
-              <w:t>■ 侵襲を伴わない研究であって介入を行わないものに関する審査。</w:t>
+              <w:t xml:space="preserve">■ </w:t>
+            </w:r>
+            <w:r>
+              <w:t>侵襲を伴わない研究であって介入を行わないものに関する審査。</w:t>
+            </w:r>
+            <w:r>
               <w:br/>
-              <w:t>□ 軽微な侵襲を伴う研究であって介入を行わないものに関する審査</w:t>
+              <w:t xml:space="preserve">□ </w:t>
+            </w:r>
+            <w:r>
+              <w:t>軽微な侵襲を伴う研究であって介入を行わないものに関する審査</w:t>
             </w:r>
           </w:p>
         </w:tc>
       </w:tr>
       <w:tr>
-        <w:tblPrEx>
-          <w:tblCellMar>
-            <w:top w:w="0" w:type="dxa"/>
-            <w:bottom w:w="0" w:type="dxa"/>
-          </w:tblCellMar>
-        </w:tblPrEx>
         <w:trPr>
           <w:trHeight w:val="612"/>
         </w:trPr>
@@ -1893,18 +2157,18 @@
           </w:tcPr>
           <w:p>
             <w:r>
-              <w:t>３．実施責任者名：野城 聡志</w:t>
+              <w:t>３．実施責任者名：野城</w:t>
+            </w:r>
+            <w:r>
+              <w:t xml:space="preserve"> </w:t>
+            </w:r>
+            <w:r>
+              <w:t>聡志</w:t>
             </w:r>
           </w:p>
         </w:tc>
       </w:tr>
       <w:tr>
-        <w:tblPrEx>
-          <w:tblCellMar>
-            <w:top w:w="0" w:type="dxa"/>
-            <w:bottom w:w="0" w:type="dxa"/>
-          </w:tblCellMar>
-        </w:tblPrEx>
         <w:trPr>
           <w:trHeight w:val="612"/>
         </w:trPr>
@@ -1986,12 +2250,6 @@
         </w:tc>
       </w:tr>
       <w:tr>
-        <w:tblPrEx>
-          <w:tblCellMar>
-            <w:top w:w="0" w:type="dxa"/>
-            <w:bottom w:w="0" w:type="dxa"/>
-          </w:tblCellMar>
-        </w:tblPrEx>
         <w:trPr>
           <w:trHeight w:val="3537"/>
         </w:trPr>
@@ -2007,7 +2265,19 @@
           </w:tcPr>
           <w:p>
             <w:r>
-              <w:t>本研究は、無記名の質問紙調査（紙アンケート）であり、侵襲を伴わず、研究上の介入も行わない。氏名・住所等の個人識別情報は取得せず、対象者の負担は回答時間（5〜7分程度）に限られる低リスク研究であるため、迅速審査を希望する。</w:t>
+              <w:t>本研究は、無記名の質問紙調査（紙アンケート）であり、侵襲を伴わず、研究上の介入も行わない。氏名・住所等の個人識別情報は取得せず、対象者の負担は回答時間（</w:t>
+            </w:r>
+            <w:r>
+              <w:t>5</w:t>
+            </w:r>
+            <w:r>
+              <w:t>〜</w:t>
+            </w:r>
+            <w:r>
+              <w:t>7</w:t>
+            </w:r>
+            <w:r>
+              <w:t>分程度）に限られる低リスク研究であるため、迅速審査を希望する。</w:t>
             </w:r>
           </w:p>
         </w:tc>
@@ -3997,6 +4267,50 @@
     <w:lsdException w:name="Subtitle" w:qFormat="1"/>
     <w:lsdException w:name="Strong" w:qFormat="1"/>
     <w:lsdException w:name="Emphasis" w:qFormat="1"/>
+    <w:lsdException w:name="Normal Table" w:semiHidden="1" w:unhideWhenUsed="1"/>
+    <w:lsdException w:name="Table Simple 1" w:semiHidden="1" w:unhideWhenUsed="1"/>
+    <w:lsdException w:name="Table Simple 2" w:semiHidden="1" w:unhideWhenUsed="1"/>
+    <w:lsdException w:name="Table Simple 3" w:semiHidden="1" w:unhideWhenUsed="1"/>
+    <w:lsdException w:name="Table Classic 1" w:semiHidden="1" w:unhideWhenUsed="1"/>
+    <w:lsdException w:name="Table Classic 2" w:semiHidden="1" w:unhideWhenUsed="1"/>
+    <w:lsdException w:name="Table Classic 3" w:semiHidden="1" w:unhideWhenUsed="1"/>
+    <w:lsdException w:name="Table Classic 4" w:semiHidden="1" w:unhideWhenUsed="1"/>
+    <w:lsdException w:name="Table Colorful 1" w:semiHidden="1" w:unhideWhenUsed="1"/>
+    <w:lsdException w:name="Table Colorful 2" w:semiHidden="1" w:unhideWhenUsed="1"/>
+    <w:lsdException w:name="Table Colorful 3" w:semiHidden="1" w:unhideWhenUsed="1"/>
+    <w:lsdException w:name="Table Columns 1" w:semiHidden="1" w:unhideWhenUsed="1"/>
+    <w:lsdException w:name="Table Columns 2" w:semiHidden="1" w:unhideWhenUsed="1"/>
+    <w:lsdException w:name="Table Columns 3" w:semiHidden="1" w:unhideWhenUsed="1"/>
+    <w:lsdException w:name="Table Columns 4" w:semiHidden="1" w:unhideWhenUsed="1"/>
+    <w:lsdException w:name="Table Columns 5" w:semiHidden="1" w:unhideWhenUsed="1"/>
+    <w:lsdException w:name="Table Grid 1" w:semiHidden="1" w:unhideWhenUsed="1"/>
+    <w:lsdException w:name="Table Grid 2" w:semiHidden="1" w:unhideWhenUsed="1"/>
+    <w:lsdException w:name="Table Grid 3" w:semiHidden="1" w:unhideWhenUsed="1"/>
+    <w:lsdException w:name="Table Grid 4" w:semiHidden="1" w:unhideWhenUsed="1"/>
+    <w:lsdException w:name="Table Grid 5" w:semiHidden="1" w:unhideWhenUsed="1"/>
+    <w:lsdException w:name="Table Grid 6" w:semiHidden="1" w:unhideWhenUsed="1"/>
+    <w:lsdException w:name="Table Grid 7" w:semiHidden="1" w:unhideWhenUsed="1"/>
+    <w:lsdException w:name="Table Grid 8" w:semiHidden="1" w:unhideWhenUsed="1"/>
+    <w:lsdException w:name="Table List 1" w:semiHidden="1" w:unhideWhenUsed="1"/>
+    <w:lsdException w:name="Table List 2" w:semiHidden="1" w:unhideWhenUsed="1"/>
+    <w:lsdException w:name="Table List 3" w:semiHidden="1" w:unhideWhenUsed="1"/>
+    <w:lsdException w:name="Table List 4" w:semiHidden="1" w:unhideWhenUsed="1"/>
+    <w:lsdException w:name="Table List 5" w:semiHidden="1" w:unhideWhenUsed="1"/>
+    <w:lsdException w:name="Table List 6" w:semiHidden="1" w:unhideWhenUsed="1"/>
+    <w:lsdException w:name="Table List 7" w:semiHidden="1" w:unhideWhenUsed="1"/>
+    <w:lsdException w:name="Table List 8" w:semiHidden="1" w:unhideWhenUsed="1"/>
+    <w:lsdException w:name="Table 3D effects 1" w:semiHidden="1" w:unhideWhenUsed="1"/>
+    <w:lsdException w:name="Table 3D effects 2" w:semiHidden="1" w:unhideWhenUsed="1"/>
+    <w:lsdException w:name="Table 3D effects 3" w:semiHidden="1" w:unhideWhenUsed="1"/>
+    <w:lsdException w:name="Table Contemporary" w:semiHidden="1" w:unhideWhenUsed="1"/>
+    <w:lsdException w:name="Table Elegant" w:semiHidden="1" w:unhideWhenUsed="1"/>
+    <w:lsdException w:name="Table Professional" w:semiHidden="1" w:unhideWhenUsed="1"/>
+    <w:lsdException w:name="Table Subtle 1" w:semiHidden="1" w:unhideWhenUsed="1"/>
+    <w:lsdException w:name="Table Subtle 2" w:semiHidden="1" w:unhideWhenUsed="1"/>
+    <w:lsdException w:name="Table Web 1" w:semiHidden="1" w:unhideWhenUsed="1"/>
+    <w:lsdException w:name="Table Web 2" w:semiHidden="1" w:unhideWhenUsed="1"/>
+    <w:lsdException w:name="Table Web 3" w:semiHidden="1" w:unhideWhenUsed="1"/>
+    <w:lsdException w:name="Table Theme" w:semiHidden="1" w:unhideWhenUsed="1"/>
     <w:lsdException w:name="Placeholder Text" w:semiHidden="1" w:uiPriority="99"/>
     <w:lsdException w:name="No Spacing" w:uiPriority="1" w:qFormat="1"/>
     <w:lsdException w:name="Light Shading" w:uiPriority="60"/>
@@ -4233,11 +4547,15 @@
   </w:style>
   <w:style w:type="character" w:default="1" w:styleId="a0">
     <w:name w:val="Default Paragraph Font"/>
+    <w:uiPriority w:val="1"/>
     <w:semiHidden/>
+    <w:unhideWhenUsed/>
   </w:style>
   <w:style w:type="table" w:default="1" w:styleId="a1">
     <w:name w:val="Normal Table"/>
+    <w:uiPriority w:val="99"/>
     <w:semiHidden/>
+    <w:unhideWhenUsed/>
     <w:tblPr>
       <w:tblInd w:w="0" w:type="dxa"/>
       <w:tblCellMar>
@@ -4250,7 +4568,9 @@
   </w:style>
   <w:style w:type="numbering" w:default="1" w:styleId="a2">
     <w:name w:val="No List"/>
+    <w:uiPriority w:val="99"/>
     <w:semiHidden/>
+    <w:unhideWhenUsed/>
   </w:style>
   <w:style w:type="table" w:styleId="a3">
     <w:name w:val="Table Grid"/>

--- a/deliverables/〔申請者用〕倫理審査申請書・実施計画書、迅速審査を希望する理由2020.6.27.docx
+++ b/deliverables/〔申請者用〕倫理審査申請書・実施計画書、迅速審査を希望する理由2020.6.27.docx
@@ -928,37 +928,7 @@
         </w:rPr>
       </w:pPr>
       <w:r>
-        <w:t>本研究の目的は、青森県における浴室暖房乾燥機の設置・使用実態と、未導入・低使用理由の内訳を把握することである。既存整理では青森県の浴室暖房乾燥機設置率が低い一方で、代替暖房の利用状況や未導入理由の内訳は十分に把握されていない。そこで五所川原市において無記名の紙アンケートを実施し、</w:t>
-      </w:r>
-      <w:r>
-        <w:t>①</w:t>
-      </w:r>
-      <w:r>
-        <w:t>設置・使用状況、</w:t>
-      </w:r>
-      <w:r>
-        <w:t>②</w:t>
-      </w:r>
-      <w:r>
-        <w:t>未導入・低使用理由、</w:t>
-      </w:r>
-      <w:r>
-        <w:t>③</w:t>
-      </w:r>
-      <w:r>
-        <w:t>セントラル暖房を含む代替暖房、</w:t>
-      </w:r>
-      <w:r>
-        <w:t>④</w:t>
-      </w:r>
-      <w:r>
-        <w:t>浴室・脱衣所の寒さ体感、</w:t>
-      </w:r>
-      <w:r>
-        <w:t>⑤</w:t>
-      </w:r>
-      <w:r>
-        <w:t>住宅属性を調査する。分析は記述統計およびクロス集計で行い、住環境改善に資する基礎資料を得る。</w:t>
+        <w:t>本研究の目的は、青森県における浴室暖房乾燥機の設置・使用実態と、未導入・低使用理由の内訳を把握することである。既存整理では青森県の浴室暖房乾燥機設置率が低い一方で、代替暖房の利用状況や未導入理由の内訳は十分に把握されていない。そこで五所川原市において無記名の紙アンケートを実施し、①設置・使用状況、②未導入・低使用理由、③セントラル暖房を含む代替暖房、④浴室・脱衣所の寒さ体感、⑤住宅属性を調査する。分析は記述統計およびクロス集計で行い、住環境改善に資する基礎資料を得る。 アンケート用紙の配布・回収は、五所川原市内の現地協力者が実施責任者の指示の下で代行する。</w:t>
       </w:r>
     </w:p>
     <w:p>
@@ -2265,19 +2235,7 @@
           </w:tcPr>
           <w:p>
             <w:r>
-              <w:t>本研究は、無記名の質問紙調査（紙アンケート）であり、侵襲を伴わず、研究上の介入も行わない。氏名・住所等の個人識別情報は取得せず、対象者の負担は回答時間（</w:t>
-            </w:r>
-            <w:r>
-              <w:t>5</w:t>
-            </w:r>
-            <w:r>
-              <w:t>〜</w:t>
-            </w:r>
-            <w:r>
-              <w:t>7</w:t>
-            </w:r>
-            <w:r>
-              <w:t>分程度）に限られる低リスク研究であるため、迅速審査を希望する。</w:t>
+              <w:t>本研究は、無記名の質問紙調査（紙アンケート）であり、侵襲を伴わず、研究上の介入も行わない。氏名・住所等の個人識別情報は取得せず、対象者の負担は回答時間（5〜7分程度）に限られる低リスク研究であるため、迅速審査を希望する。</w:t>
             </w:r>
           </w:p>
         </w:tc>

--- a/deliverables/〔申請者用〕倫理審査申請書・実施計画書、迅速審査を希望する理由2020.6.27.docx
+++ b/deliverables/〔申請者用〕倫理審査申請書・実施計画書、迅速審査を希望する理由2020.6.27.docx
@@ -1467,7 +1467,7 @@
         </w:rPr>
       </w:pPr>
       <w:r>
-        <w:t>利益相反なし（ＣＯＩ報告書を提出）</w:t>
+        <w:t>利益相反なし（ＣＯＩ報告書を提出）。なお、アンケート用紙の配布・回収を代行する現地代行者に対しては一切の利益供与を行っていない。</w:t>
       </w:r>
     </w:p>
     <w:p>

--- a/deliverables/〔申請者用〕倫理審査申請書・実施計画書、迅速審査を希望する理由2020.6.27.docx
+++ b/deliverables/〔申請者用〕倫理審査申請書・実施計画書、迅速審査を希望する理由2020.6.27.docx
@@ -282,13 +282,9 @@
           <w:color w:val="000000"/>
           <w:sz w:val="22"/>
           <w:szCs w:val="22"/>
-          <w:lang w:eastAsia="zh-CN"/>
-        </w:rPr>
-      </w:pPr>
-      <w:r>
-        <w:rPr>
-          <w:lang w:eastAsia="zh-CN"/>
-        </w:rPr>
+        </w:rPr>
+      </w:pPr>
+      <w:r>
         <w:t>職　名　医師</w:t>
       </w:r>
     </w:p>
@@ -296,40 +292,41 @@
       <w:pPr>
         <w:ind w:firstLineChars="2400" w:firstLine="5040"/>
         <w:rPr>
-          <w:rFonts w:ascii="ＭＳ 明朝" w:hAnsi="ＭＳ 明朝"/>
-          <w:color w:val="000000"/>
-          <w:sz w:val="22"/>
-          <w:szCs w:val="22"/>
-          <w:lang w:eastAsia="zh-CN"/>
-        </w:rPr>
-      </w:pPr>
-      <w:r>
-        <w:rPr>
-          <w:lang w:eastAsia="zh-CN"/>
-        </w:rPr>
+          <w:rFonts w:ascii="ＭＳ 明朝" w:hAnsi="ＭＳ 明朝" w:hint="eastAsia"/>
+          <w:color w:val="000000"/>
+          <w:sz w:val="22"/>
+          <w:szCs w:val="22"/>
+        </w:rPr>
+      </w:pPr>
+      <w:r>
         <w:t>氏　名　野城</w:t>
       </w:r>
       <w:r>
-        <w:rPr>
-          <w:lang w:eastAsia="zh-CN"/>
-        </w:rPr>
         <w:t xml:space="preserve"> </w:t>
       </w:r>
       <w:r>
-        <w:rPr>
-          <w:lang w:eastAsia="zh-CN"/>
-        </w:rPr>
         <w:t>聡志</w:t>
       </w:r>
-    </w:p>
-    <w:p>
-      <w:pPr>
-        <w:rPr>
-          <w:rFonts w:ascii="ＭＳ 明朝" w:hAnsi="ＭＳ 明朝"/>
-          <w:color w:val="000000"/>
-          <w:sz w:val="22"/>
-          <w:szCs w:val="22"/>
-          <w:lang w:eastAsia="zh-CN"/>
+      <w:r>
+        <w:rPr>
+          <w:rFonts w:hint="eastAsia"/>
+        </w:rPr>
+        <w:t xml:space="preserve">  </w:t>
+      </w:r>
+      <w:r>
+        <w:rPr>
+          <w:rFonts w:hint="eastAsia"/>
+        </w:rPr>
+        <w:t xml:space="preserve">　印</w:t>
+      </w:r>
+    </w:p>
+    <w:p>
+      <w:pPr>
+        <w:rPr>
+          <w:rFonts w:ascii="ＭＳ 明朝" w:hAnsi="ＭＳ 明朝"/>
+          <w:color w:val="000000"/>
+          <w:sz w:val="22"/>
+          <w:szCs w:val="22"/>
         </w:rPr>
       </w:pPr>
     </w:p>
@@ -728,7 +725,10 @@
         </w:rPr>
       </w:pPr>
       <w:r>
-        <w:t>※本調査は個人研究であるため本欄は記入しない。所属する法人は勤務先であり、本調査の実施主体ではない。</w:t>
+        <w:t>※</w:t>
+      </w:r>
+      <w:r>
+        <w:t>本調査は個人研究であるため本欄は記入しない。所属する法人は勤務先であり、本調査の実施主体ではない。</w:t>
       </w:r>
     </w:p>
     <w:p>
@@ -928,7 +928,43 @@
         </w:rPr>
       </w:pPr>
       <w:r>
-        <w:t>本研究の目的は、青森県における浴室暖房乾燥機の設置・使用実態と、未導入・低使用理由の内訳を把握することである。既存整理では青森県の浴室暖房乾燥機設置率が低い一方で、代替暖房の利用状況や未導入理由の内訳は十分に把握されていない。そこで五所川原市において無記名の紙アンケートを実施し、①設置・使用状況、②未導入・低使用理由、③セントラル暖房を含む代替暖房、④浴室・脱衣所の寒さ体感、⑤住宅属性を調査する。分析は記述統計およびクロス集計で行い、住環境改善に資する基礎資料を得る。 アンケート用紙の配布・回収は、五所川原市内の現地協力者が実施責任者の指示の下で代行する。</w:t>
+        <w:t>本研究の目的は、青森県における浴室暖房乾燥機の設置・使用実態と、未導入・低使用理由の内訳を把握することである。既存整理では青森県の浴室暖房乾燥機設置率が低い一方で、代替暖房の利用状況や未導入理由の内訳は十分に把握されていない。そこで五所川原市において無記名の紙アンケートを実施し、</w:t>
+      </w:r>
+      <w:r>
+        <w:t>①</w:t>
+      </w:r>
+      <w:r>
+        <w:t>設置・使用状況、</w:t>
+      </w:r>
+      <w:r>
+        <w:t>②</w:t>
+      </w:r>
+      <w:r>
+        <w:t>未導入・低使用理由、</w:t>
+      </w:r>
+      <w:r>
+        <w:t>③</w:t>
+      </w:r>
+      <w:r>
+        <w:t>セントラル暖房を含む代替暖房、</w:t>
+      </w:r>
+      <w:r>
+        <w:t>④</w:t>
+      </w:r>
+      <w:r>
+        <w:t>浴室・脱衣所の寒さ体感、</w:t>
+      </w:r>
+      <w:r>
+        <w:t>⑤</w:t>
+      </w:r>
+      <w:r>
+        <w:t>住宅属性を調査する。分析は記述統計およびクロス集計で行い、住環境改善に資する基礎資料を得る。</w:t>
+      </w:r>
+      <w:r>
+        <w:t xml:space="preserve"> </w:t>
+      </w:r>
+      <w:r>
+        <w:t>アンケート用紙の配布・回収は、五所川原市内の現地協力者が実施責任者の指示の下で代行する。</w:t>
       </w:r>
     </w:p>
     <w:p>
@@ -1506,18 +1542,7 @@
       <w:pPr>
         <w:spacing w:line="240" w:lineRule="exact"/>
         <w:rPr>
-          <w:rFonts w:ascii="ＭＳ 明朝" w:hAnsi="ＭＳ 明朝"/>
-          <w:color w:val="000000"/>
-          <w:sz w:val="22"/>
-          <w:szCs w:val="22"/>
-        </w:rPr>
-      </w:pPr>
-    </w:p>
-    <w:p>
-      <w:pPr>
-        <w:spacing w:line="240" w:lineRule="exact"/>
-        <w:rPr>
-          <w:rFonts w:ascii="ＭＳ 明朝" w:hAnsi="ＭＳ 明朝"/>
+          <w:rFonts w:ascii="ＭＳ 明朝" w:hAnsi="ＭＳ 明朝" w:hint="eastAsia"/>
           <w:color w:val="000000"/>
           <w:sz w:val="22"/>
           <w:szCs w:val="22"/>
@@ -1885,25 +1910,18 @@
         <w:autoSpaceDE w:val="0"/>
         <w:autoSpaceDN w:val="0"/>
         <w:adjustRightInd w:val="0"/>
+        <w:ind w:left="5670" w:hangingChars="2700" w:hanging="5670"/>
         <w:jc w:val="left"/>
         <w:textAlignment w:val="baseline"/>
         <w:rPr>
-          <w:rFonts w:ascii="ＭＳ 明朝" w:hAnsi="ＭＳ 明朝"/>
-          <w:color w:val="000000"/>
-          <w:kern w:val="0"/>
-          <w:sz w:val="22"/>
-          <w:szCs w:val="22"/>
-          <w:lang w:eastAsia="zh-CN"/>
-        </w:rPr>
-      </w:pPr>
-      <w:r>
-        <w:t xml:space="preserve">　　　　　　　　　　　　　　　　　　　　　　　　　　</w:t>
-      </w:r>
-      <w:r>
-        <w:rPr>
-          <w:lang w:eastAsia="zh-CN"/>
-        </w:rPr>
-        <w:t>職　名　医師</w:t>
+          <w:rFonts w:hint="eastAsia"/>
+        </w:rPr>
+      </w:pPr>
+      <w:r>
+        <w:rPr>
+          <w:lang w:eastAsia="zh-CN"/>
+        </w:rPr>
+        <w:t xml:space="preserve">　　　　　　　　　　　　　　　　　　　　　　　　　　職　名　医師</w:t>
       </w:r>
     </w:p>
     <w:p>
@@ -1911,35 +1929,75 @@
         <w:autoSpaceDE w:val="0"/>
         <w:autoSpaceDN w:val="0"/>
         <w:adjustRightInd w:val="0"/>
-        <w:jc w:val="right"/>
+        <w:ind w:right="840"/>
+        <w:jc w:val="left"/>
         <w:textAlignment w:val="baseline"/>
-        <w:rPr>
-          <w:rFonts w:ascii="ＭＳ 明朝" w:hAnsi="ＭＳ 明朝"/>
+      </w:pPr>
+      <w:r>
+        <w:rPr>
+          <w:lang w:eastAsia="zh-CN"/>
+        </w:rPr>
+        <w:t xml:space="preserve">　　　　　　　　　　　　　　　　　</w:t>
+      </w:r>
+      <w:r>
+        <w:rPr>
+          <w:rFonts w:hint="eastAsia"/>
+        </w:rPr>
+        <w:t xml:space="preserve">　　　　　　　　　</w:t>
+      </w:r>
+      <w:r>
+        <w:rPr>
+          <w:lang w:eastAsia="zh-CN"/>
+        </w:rPr>
+        <w:t>氏　名　野城</w:t>
+      </w:r>
+      <w:r>
+        <w:rPr>
+          <w:lang w:eastAsia="zh-CN"/>
+        </w:rPr>
+        <w:t xml:space="preserve"> </w:t>
+      </w:r>
+      <w:r>
+        <w:rPr>
+          <w:lang w:eastAsia="zh-CN"/>
+        </w:rPr>
+        <w:t>聡志</w:t>
+      </w:r>
+      <w:r>
+        <w:rPr>
+          <w:rFonts w:hint="eastAsia"/>
+        </w:rPr>
+        <w:t xml:space="preserve">　</w:t>
+      </w:r>
+      <w:r>
+        <w:rPr>
+          <w:lang w:eastAsia="zh-CN"/>
+        </w:rPr>
+        <w:t xml:space="preserve">　</w:t>
+      </w:r>
+      <w:r>
+        <w:rPr>
+          <w:rFonts w:hint="eastAsia"/>
+        </w:rPr>
+        <w:t>印</w:t>
+      </w:r>
+    </w:p>
+    <w:p>
+      <w:pPr>
+        <w:autoSpaceDE w:val="0"/>
+        <w:autoSpaceDN w:val="0"/>
+        <w:adjustRightInd w:val="0"/>
+        <w:ind w:right="840"/>
+        <w:jc w:val="left"/>
+        <w:textAlignment w:val="baseline"/>
+        <w:rPr>
+          <w:rFonts w:ascii="ＭＳ 明朝" w:hAnsi="ＭＳ 明朝" w:hint="eastAsia"/>
           <w:color w:val="000000"/>
           <w:kern w:val="0"/>
           <w:sz w:val="22"/>
           <w:szCs w:val="22"/>
-          <w:lang w:eastAsia="zh-CN"/>
-        </w:rPr>
-      </w:pPr>
-      <w:r>
-        <w:rPr>
-          <w:lang w:eastAsia="zh-CN"/>
-        </w:rPr>
-        <w:t xml:space="preserve">　　　　　　　　　　　　　　　　　　　　　　　　　　氏　名　野城</w:t>
-      </w:r>
-      <w:r>
-        <w:rPr>
-          <w:lang w:eastAsia="zh-CN"/>
-        </w:rPr>
-        <w:t xml:space="preserve"> </w:t>
-      </w:r>
-      <w:r>
-        <w:rPr>
-          <w:lang w:eastAsia="zh-CN"/>
-        </w:rPr>
-        <w:t>聡志　　　　　　　　　　　　　　印</w:t>
-      </w:r>
+        </w:rPr>
+      </w:pPr>
     </w:p>
     <w:p>
       <w:pPr>
@@ -1954,13 +2012,17 @@
           <w:kern w:val="0"/>
           <w:sz w:val="22"/>
           <w:szCs w:val="22"/>
-          <w:lang w:eastAsia="zh-CN"/>
         </w:rPr>
       </w:pPr>
       <w:r>
         <w:t>関係組織の長（　組織長等名・確認印　）</w:t>
+      </w:r>
+      <w:r>
         <w:br/>
-        <w:t>※本調査は個人研究であるため本欄は記入しない。所属する法人は勤務先であり、本調査の実施主体ではない。</w:t>
+        <w:t>※</w:t>
+      </w:r>
+      <w:r>
+        <w:t>本調査は個人研究であるため本欄は記入しない。所属する法人は勤務先であり、本調査の実施主体ではない。</w:t>
       </w:r>
     </w:p>
     <w:tbl>
@@ -2235,7 +2297,19 @@
           </w:tcPr>
           <w:p>
             <w:r>
-              <w:t>本研究は、無記名の質問紙調査（紙アンケート）であり、侵襲を伴わず、研究上の介入も行わない。氏名・住所等の個人識別情報は取得せず、対象者の負担は回答時間（5〜7分程度）に限られる低リスク研究であるため、迅速審査を希望する。</w:t>
+              <w:t>本研究は、無記名の質問紙調査（紙アンケート）であり、侵襲を伴わず、研究上の介入も行わない。氏名・住所等の個人識別情報は取得せず、対象者の負担は回答時間（</w:t>
+            </w:r>
+            <w:r>
+              <w:t>5</w:t>
+            </w:r>
+            <w:r>
+              <w:t>〜</w:t>
+            </w:r>
+            <w:r>
+              <w:t>7</w:t>
+            </w:r>
+            <w:r>
+              <w:t>分程度）に限られる低リスク研究であるため、迅速審査を希望する。</w:t>
             </w:r>
           </w:p>
         </w:tc>

--- a/deliverables/〔申請者用〕倫理審査申請書・実施計画書、迅速審査を希望する理由2020.6.27.docx
+++ b/deliverables/〔申請者用〕倫理審査申請書・実施計画書、迅速審査を希望する理由2020.6.27.docx
@@ -437,7 +437,7 @@
         </w:rPr>
       </w:pPr>
       <w:r>
-        <w:t>青森県における浴室暖房の実態調査（五所川原市紙アンケート）</w:t>
+        <w:t>青森県五所川原市における浴室暖房の実態調査</w:t>
       </w:r>
     </w:p>
     <w:p>
@@ -877,7 +877,7 @@
         </w:rPr>
       </w:pPr>
       <w:r>
-        <w:t>青森県における浴室暖房の実態調査（五所川原市紙アンケート）</w:t>
+        <w:t>青森県五所川原市における浴室暖房の実態調査</w:t>
       </w:r>
     </w:p>
     <w:p>
@@ -2063,7 +2063,7 @@
           </w:tcPr>
           <w:p>
             <w:r>
-              <w:t>１．研究課題名：青森県における浴室暖房の実態調査（五所川原市紙アンケート）</w:t>
+              <w:t>１．研究課題名：青森県五所川原市における浴室暖房の実態調査</w:t>
             </w:r>
           </w:p>
         </w:tc>
